--- a/SubTrack_Project_Report (1).docx
+++ b/SubTrack_Project_Report (1).docx
@@ -11,6 +11,7 @@
       <w:pPr>
         <w:jc w:val="center"/>
       </w:pPr>
+      <w:proofErr w:type="spellStart"/>
       <w:r>
         <w:rPr>
           <w:b/>
@@ -21,6 +22,7 @@
         </w:rPr>
         <w:t>SubTrack</w:t>
       </w:r>
+      <w:proofErr w:type="spellEnd"/>
     </w:p>
     <w:p>
       <w:pPr>
@@ -67,12 +69,6 @@
         <w:gridCol w:w="3600"/>
       </w:tblGrid>
       <w:tr>
-        <w:tblPrEx>
-          <w:tblCellMar>
-            <w:top w:w="0" w:type="dxa"/>
-            <w:bottom w:w="0" w:type="dxa"/>
-          </w:tblCellMar>
-        </w:tblPrEx>
         <w:trPr>
           <w:jc w:val="center"/>
         </w:trPr>
@@ -103,12 +99,6 @@
         </w:tc>
       </w:tr>
       <w:tr>
-        <w:tblPrEx>
-          <w:tblCellMar>
-            <w:top w:w="0" w:type="dxa"/>
-            <w:bottom w:w="0" w:type="dxa"/>
-          </w:tblCellMar>
-        </w:tblPrEx>
         <w:trPr>
           <w:jc w:val="center"/>
         </w:trPr>
@@ -139,12 +129,6 @@
         </w:tc>
       </w:tr>
       <w:tr>
-        <w:tblPrEx>
-          <w:tblCellMar>
-            <w:top w:w="0" w:type="dxa"/>
-            <w:bottom w:w="0" w:type="dxa"/>
-          </w:tblCellMar>
-        </w:tblPrEx>
         <w:trPr>
           <w:jc w:val="center"/>
         </w:trPr>
@@ -168,19 +152,20 @@
             <w:tcW w:w="3600" w:type="dxa"/>
           </w:tcPr>
           <w:p>
-            <w:r>
-              <w:t>B.Tech Computer Science and Engineering (Core)</w:t>
+            <w:proofErr w:type="spellStart"/>
+            <w:proofErr w:type="gramStart"/>
+            <w:r>
+              <w:t>B.Tech</w:t>
+            </w:r>
+            <w:proofErr w:type="spellEnd"/>
+            <w:proofErr w:type="gramEnd"/>
+            <w:r>
+              <w:t xml:space="preserve"> Computer Science and Engineering (Core)</w:t>
             </w:r>
           </w:p>
         </w:tc>
       </w:tr>
       <w:tr>
-        <w:tblPrEx>
-          <w:tblCellMar>
-            <w:top w:w="0" w:type="dxa"/>
-            <w:bottom w:w="0" w:type="dxa"/>
-          </w:tblCellMar>
-        </w:tblPrEx>
         <w:trPr>
           <w:jc w:val="center"/>
         </w:trPr>
@@ -211,12 +196,6 @@
         </w:tc>
       </w:tr>
       <w:tr>
-        <w:tblPrEx>
-          <w:tblCellMar>
-            <w:top w:w="0" w:type="dxa"/>
-            <w:bottom w:w="0" w:type="dxa"/>
-          </w:tblCellMar>
-        </w:tblPrEx>
         <w:trPr>
           <w:jc w:val="center"/>
         </w:trPr>
@@ -247,12 +226,6 @@
         </w:tc>
       </w:tr>
       <w:tr>
-        <w:tblPrEx>
-          <w:tblCellMar>
-            <w:top w:w="0" w:type="dxa"/>
-            <w:bottom w:w="0" w:type="dxa"/>
-          </w:tblCellMar>
-        </w:tblPrEx>
         <w:trPr>
           <w:jc w:val="center"/>
         </w:trPr>
@@ -283,12 +256,6 @@
         </w:tc>
       </w:tr>
       <w:tr>
-        <w:tblPrEx>
-          <w:tblCellMar>
-            <w:top w:w="0" w:type="dxa"/>
-            <w:bottom w:w="0" w:type="dxa"/>
-          </w:tblCellMar>
-        </w:tblPrEx>
         <w:trPr>
           <w:jc w:val="center"/>
         </w:trPr>
@@ -2219,7 +2186,6 @@
       </w:pPr>
       <w:bookmarkStart w:id="1" w:name="_Toc241399980"/>
       <w:r>
-        <w:lastRenderedPageBreak/>
         <w:t>2. Introduction</w:t>
       </w:r>
       <w:bookmarkEnd w:id="1"/>
@@ -2238,8 +2204,13 @@
         <w:spacing w:after="160"/>
         <w:jc w:val="both"/>
       </w:pPr>
-      <w:r>
-        <w:t>SubTrack is a Python console application that provides a solution to this problem either for an individual or a group of individuals using the same computer. With this application, a user can add, remove, and view their subscriptions and get to know the total cost incurred every month and year. The data is stored locally within a JSON file without relying on any external database server or Internet connectivity.</w:t>
+      <w:proofErr w:type="spellStart"/>
+      <w:r>
+        <w:t>SubTrack</w:t>
+      </w:r>
+      <w:proofErr w:type="spellEnd"/>
+      <w:r>
+        <w:t xml:space="preserve"> is a Python console application that provides a solution to this problem either for an individual or a group of individuals using the same computer. With this application, a user can add, remove, and view their subscriptions and get to know the total cost incurred every month and year. The data is stored locally within a JSON file without relying on any external database server or Internet connectivity.</w:t>
       </w:r>
     </w:p>
     <w:p>
@@ -2248,7 +2219,15 @@
         <w:jc w:val="both"/>
       </w:pPr>
       <w:r>
-        <w:t>This report discusses the objectives, requirements, design, implementation, and evaluation of the SubTrack project that was created as part of the "Build Your Own Project" assignment of the Python Essentials module of VIT Bhopal.</w:t>
+        <w:t xml:space="preserve">This report discusses the objectives, requirements, design, implementation, and evaluation of the </w:t>
+      </w:r>
+      <w:proofErr w:type="spellStart"/>
+      <w:r>
+        <w:t>SubTrack</w:t>
+      </w:r>
+      <w:proofErr w:type="spellEnd"/>
+      <w:r>
+        <w:t xml:space="preserve"> project that was created as part of the "Build Your Own Project" assignment of the Python Essentials module of VIT Bhopal.</w:t>
       </w:r>
     </w:p>
     <w:p>
@@ -2258,7 +2237,6 @@
       </w:pPr>
       <w:bookmarkStart w:id="2" w:name="_Toc241399981"/>
       <w:r>
-        <w:lastRenderedPageBreak/>
         <w:t>3. Problem Statement</w:t>
       </w:r>
       <w:bookmarkEnd w:id="2"/>
@@ -2269,7 +2247,15 @@
         <w:jc w:val="both"/>
       </w:pPr>
       <w:r>
-        <w:t>People usually subscribe to more than one recurring subscriptions, which could include things like streaming services, online storage, and other software and fail to keep track of all of those. It becomes hard to notice when a subscription needs to be renewed or when a person stops using the service anymore.</w:t>
+        <w:t xml:space="preserve">People usually subscribe to more than one recurring </w:t>
+      </w:r>
+      <w:proofErr w:type="gramStart"/>
+      <w:r>
+        <w:t>subscriptions</w:t>
+      </w:r>
+      <w:proofErr w:type="gramEnd"/>
+      <w:r>
+        <w:t>, which could include things like streaming services, online storage, and other software and fail to keep track of all of those. It becomes hard to notice when a subscription needs to be renewed or when a person stops using the service anymore.</w:t>
       </w:r>
     </w:p>
     <w:p>
@@ -2291,13 +2277,23 @@
           <w:color w:val="0D0D0D" w:themeColor="text1" w:themeTint="F2"/>
         </w:rPr>
       </w:pPr>
+      <w:proofErr w:type="spellStart"/>
       <w:r>
         <w:rPr>
           <w:b w:val="0"/>
           <w:bCs w:val="0"/>
           <w:color w:val="0D0D0D" w:themeColor="text1" w:themeTint="F2"/>
         </w:rPr>
-        <w:t>Subtrack is a command-line Python program that helps a user manage his/her subscriptions in one place by adding, viewing, and deleting them and calculating the total monthly and annual cost of them. This program stores all information locally using a JSON file; thus, there is no database needed at all.</w:t>
+        <w:t>Subtrack</w:t>
+      </w:r>
+      <w:proofErr w:type="spellEnd"/>
+      <w:r>
+        <w:rPr>
+          <w:b w:val="0"/>
+          <w:bCs w:val="0"/>
+          <w:color w:val="0D0D0D" w:themeColor="text1" w:themeTint="F2"/>
+        </w:rPr>
+        <w:t xml:space="preserve"> is a command-line Python program that helps a user manage his/her subscriptions in one place by adding, viewing, and deleting them and calculating the total monthly and annual cost of them. This program stores all information locally using a JSON file; thus, there is no database needed at all.</w:t>
       </w:r>
     </w:p>
     <w:p>
@@ -2347,11 +2343,7 @@
       </w:pPr>
       <w:bookmarkStart w:id="5" w:name="_Toc241399984"/>
       <w:r>
-        <w:lastRenderedPageBreak/>
-        <w:t>4</w:t>
-      </w:r>
-      <w:r>
-        <w:t>. Objectives</w:t>
+        <w:t>4. Objectives</w:t>
       </w:r>
       <w:bookmarkEnd w:id="5"/>
     </w:p>
@@ -2361,7 +2353,15 @@
         <w:jc w:val="both"/>
       </w:pPr>
       <w:r>
-        <w:t>Based on the above problem statement, SubTrack was created with the below goals in mind:</w:t>
+        <w:t xml:space="preserve">Based on the above problem statement, </w:t>
+      </w:r>
+      <w:proofErr w:type="spellStart"/>
+      <w:r>
+        <w:t>SubTrack</w:t>
+      </w:r>
+      <w:proofErr w:type="spellEnd"/>
+      <w:r>
+        <w:t xml:space="preserve"> was created with the below goals in mind:</w:t>
       </w:r>
     </w:p>
     <w:p>
@@ -2436,11 +2436,7 @@
       </w:pPr>
       <w:bookmarkStart w:id="6" w:name="_Toc241399985"/>
       <w:r>
-        <w:lastRenderedPageBreak/>
-        <w:t>5</w:t>
-      </w:r>
-      <w:r>
-        <w:t>. Functional Requirements</w:t>
+        <w:t>5. Functional Requirements</w:t>
       </w:r>
       <w:bookmarkEnd w:id="6"/>
     </w:p>
@@ -2449,8 +2445,13 @@
         <w:spacing w:after="160"/>
         <w:jc w:val="both"/>
       </w:pPr>
-      <w:r>
-        <w:t>SubTrack is organized into three major functional modules, each with a clear input/output structure:</w:t>
+      <w:proofErr w:type="spellStart"/>
+      <w:r>
+        <w:t>SubTrack</w:t>
+      </w:r>
+      <w:proofErr w:type="spellEnd"/>
+      <w:r>
+        <w:t xml:space="preserve"> is organized into three major functional modules, each with a clear input/output structure:</w:t>
       </w:r>
     </w:p>
     <w:p>
@@ -2468,16 +2469,27 @@
         <w:spacing w:after="80"/>
       </w:pPr>
       <w:r>
+        <w:t xml:space="preserve">- </w:t>
+      </w:r>
+      <w:r>
+        <w:t xml:space="preserve"> </w:t>
+      </w:r>
+      <w:r>
+        <w:t>Create a subscription that includes the subscription name, cost, billing cycle, category, and expiry date.</w:t>
+      </w:r>
+    </w:p>
+    <w:p>
+      <w:pPr>
+        <w:spacing w:after="80"/>
+      </w:pPr>
+      <w:r>
         <w:t>-</w:t>
       </w:r>
       <w:r>
-        <w:t xml:space="preserve"> </w:t>
-      </w:r>
-      <w:r>
-        <w:t xml:space="preserve"> </w:t>
-      </w:r>
-      <w:r>
-        <w:t>Create a subscription that includes the subscription name, cost, billing cycle, category, and expiry date.</w:t>
+        <w:t xml:space="preserve">  </w:t>
+      </w:r>
+      <w:r>
+        <w:t>Display all the subscriptions that are available in the database for the current user.</w:t>
       </w:r>
     </w:p>
     <w:p>
@@ -2491,48 +2503,59 @@
         <w:t xml:space="preserve">  </w:t>
       </w:r>
       <w:r>
-        <w:t>Display all the subscriptions that are available in the database for the current user.</w:t>
-      </w:r>
+        <w:t>Delete a subscription if it is cancelled.</w:t>
+      </w:r>
+    </w:p>
+    <w:p>
+      <w:pPr>
+        <w:pStyle w:val="Heading2"/>
+      </w:pPr>
+      <w:bookmarkStart w:id="8" w:name="_Toc241399987"/>
+      <w:r>
+        <w:t>5.2 Module 2 — Financial Summary &amp; Reporting</w:t>
+      </w:r>
+      <w:bookmarkEnd w:id="8"/>
     </w:p>
     <w:p>
       <w:pPr>
         <w:spacing w:after="80"/>
       </w:pPr>
       <w:r>
-        <w:t>-</w:t>
-      </w:r>
-      <w:r>
-        <w:t xml:space="preserve">  </w:t>
-      </w:r>
-      <w:r>
-        <w:t>Delete a subscription if it is cancelled.</w:t>
+        <w:t>● Total monthly subscription expenditure to be calculated and displayed.</w:t>
+      </w:r>
+    </w:p>
+    <w:p>
+      <w:pPr>
+        <w:spacing w:after="80"/>
+      </w:pPr>
+      <w:r>
+        <w:t>● Total yearly subscription expenditure to be calculated and displayed (normalizing monthly expenses x 12 and yearly expense as is).</w:t>
       </w:r>
     </w:p>
     <w:p>
       <w:pPr>
         <w:pStyle w:val="Heading2"/>
       </w:pPr>
-      <w:bookmarkStart w:id="8" w:name="_Toc241399987"/>
-      <w:r>
-        <w:t>5</w:t>
-      </w:r>
-      <w:r>
-        <w:t>.2 Module 2 — Financial Summary &amp; Reporting</w:t>
-      </w:r>
-      <w:bookmarkEnd w:id="8"/>
+      <w:bookmarkStart w:id="9" w:name="_Toc241399988"/>
+      <w:r>
+        <w:t>5.3 Module 3 — User Session &amp; Data Persistence</w:t>
+      </w:r>
+      <w:bookmarkEnd w:id="9"/>
     </w:p>
     <w:p>
       <w:pPr>
         <w:spacing w:after="80"/>
       </w:pPr>
       <w:r>
-        <w:t>●</w:t>
-      </w:r>
-      <w:r>
-        <w:t xml:space="preserve"> </w:t>
-      </w:r>
-      <w:r>
-        <w:t>Total monthly subscription expenditure to be calculated and displayed.</w:t>
+        <w:t>● The user needs to be identified through his/her username while initializing the app (</w:t>
+      </w:r>
+      <w:proofErr w:type="spellStart"/>
+      <w:r>
+        <w:t>initialize_app</w:t>
+      </w:r>
+      <w:proofErr w:type="spellEnd"/>
+      <w:r>
+        <w:t>).</w:t>
       </w:r>
     </w:p>
     <w:p>
@@ -2540,86 +2563,37 @@
         <w:spacing w:after="80"/>
       </w:pPr>
       <w:r>
-        <w:t>●</w:t>
-      </w:r>
-      <w:r>
-        <w:t xml:space="preserve"> </w:t>
-      </w:r>
-      <w:r>
-        <w:t>Total yearly subscription expenditure to be calculated and displayed (normalizing monthly expenses x 12 and yearly expense as is).</w:t>
+        <w:t xml:space="preserve">● If there is any subscription data available for the user in </w:t>
+      </w:r>
+      <w:proofErr w:type="spellStart"/>
+      <w:r>
+        <w:t>subscriptions_</w:t>
+      </w:r>
+      <w:proofErr w:type="gramStart"/>
+      <w:r>
+        <w:t>data.json</w:t>
+      </w:r>
+      <w:proofErr w:type="spellEnd"/>
+      <w:proofErr w:type="gramEnd"/>
+      <w:r>
+        <w:t xml:space="preserve"> then load it, otherwise create a new profile.</w:t>
+      </w:r>
+    </w:p>
+    <w:p>
+      <w:pPr>
+        <w:spacing w:after="80"/>
+      </w:pPr>
+      <w:r>
+        <w:t>● Save each add/remove action performed by the user to the JSON file.</w:t>
       </w:r>
     </w:p>
     <w:p>
       <w:pPr>
         <w:pStyle w:val="Heading2"/>
       </w:pPr>
-      <w:bookmarkStart w:id="9" w:name="_Toc241399988"/>
-      <w:r>
-        <w:t>5</w:t>
-      </w:r>
-      <w:r>
-        <w:t>.3 Module 3 — User Session &amp; Data Persistence</w:t>
-      </w:r>
-      <w:bookmarkEnd w:id="9"/>
-    </w:p>
-    <w:p>
-      <w:pPr>
-        <w:spacing w:after="80"/>
-      </w:pPr>
-      <w:r>
-        <w:t>●</w:t>
-      </w:r>
-      <w:r>
-        <w:t xml:space="preserve"> </w:t>
-      </w:r>
-      <w:r>
-        <w:t>The user needs to be identified through his/her username while initializing the app (initialize_app).</w:t>
-      </w:r>
-    </w:p>
-    <w:p>
-      <w:pPr>
-        <w:spacing w:after="80"/>
-      </w:pPr>
-      <w:r>
-        <w:t>●</w:t>
-      </w:r>
-      <w:r>
-        <w:t xml:space="preserve"> </w:t>
-      </w:r>
-      <w:r>
-        <w:t>If there is any subscription data available for the user in subscriptions_data.json then load it,</w:t>
-      </w:r>
-      <w:r>
-        <w:t xml:space="preserve"> </w:t>
-      </w:r>
-      <w:r>
-        <w:t>otherwise create a new profile.</w:t>
-      </w:r>
-    </w:p>
-    <w:p>
-      <w:pPr>
-        <w:spacing w:after="80"/>
-      </w:pPr>
-      <w:r>
-        <w:t>●</w:t>
-      </w:r>
-      <w:r>
-        <w:t xml:space="preserve"> </w:t>
-      </w:r>
-      <w:r>
-        <w:t>Save each add/remove action performed by the user to the JSON file.</w:t>
-      </w:r>
-    </w:p>
-    <w:p>
-      <w:pPr>
-        <w:pStyle w:val="Heading2"/>
-      </w:pPr>
       <w:bookmarkStart w:id="10" w:name="_Toc241399989"/>
       <w:r>
-        <w:t>5</w:t>
-      </w:r>
-      <w:r>
-        <w:t>.4 Workflow</w:t>
+        <w:t>5.4 Workflow</w:t>
       </w:r>
       <w:bookmarkEnd w:id="10"/>
     </w:p>
@@ -2629,7 +2603,15 @@
         <w:jc w:val="both"/>
       </w:pPr>
       <w:r>
-        <w:t>The user controls SubTrack using a numbered text menu system that consists of View, Add, Delete, Financial Summary, and Exit. When any one of the options is chosen from the menu, the functionality is performed by the business logic that either reads or writes the user's record from or into the JSON-based database.</w:t>
+        <w:t xml:space="preserve">The user controls </w:t>
+      </w:r>
+      <w:proofErr w:type="spellStart"/>
+      <w:r>
+        <w:t>SubTrack</w:t>
+      </w:r>
+      <w:proofErr w:type="spellEnd"/>
+      <w:r>
+        <w:t xml:space="preserve"> using a numbered text menu system that consists of View, Add, Delete, Financial Summary, and Exit. When any one of the options is chosen from the menu, the functionality is performed by the business logic that either reads or writes the user's record from or into the JSON-based database.</w:t>
       </w:r>
     </w:p>
     <w:p>
@@ -2639,7 +2621,6 @@
       </w:pPr>
       <w:bookmarkStart w:id="11" w:name="_Toc241399990"/>
       <w:r>
-        <w:lastRenderedPageBreak/>
         <w:t>6. Non-Functional Requirements</w:t>
       </w:r>
       <w:bookmarkEnd w:id="11"/>
@@ -2666,12 +2647,6 @@
         <w:gridCol w:w="6800"/>
       </w:tblGrid>
       <w:tr>
-        <w:tblPrEx>
-          <w:tblCellMar>
-            <w:top w:w="0" w:type="dxa"/>
-            <w:bottom w:w="0" w:type="dxa"/>
-          </w:tblCellMar>
-        </w:tblPrEx>
         <w:trPr>
           <w:tblHeader/>
         </w:trPr>
@@ -2721,18 +2696,34 @@
                 <w:sz w:val="20"/>
                 <w:szCs w:val="20"/>
               </w:rPr>
-              <w:t>How SubTrack Addresses It</w:t>
+              <w:t xml:space="preserve">How </w:t>
+            </w:r>
+            <w:proofErr w:type="spellStart"/>
+            <w:r>
+              <w:rPr>
+                <w:b/>
+                <w:bCs/>
+                <w:color w:val="FFFFFF"/>
+                <w:sz w:val="20"/>
+                <w:szCs w:val="20"/>
+              </w:rPr>
+              <w:t>SubTrack</w:t>
+            </w:r>
+            <w:proofErr w:type="spellEnd"/>
+            <w:r>
+              <w:rPr>
+                <w:b/>
+                <w:bCs/>
+                <w:color w:val="FFFFFF"/>
+                <w:sz w:val="20"/>
+                <w:szCs w:val="20"/>
+              </w:rPr>
+              <w:t xml:space="preserve"> Addresses It</w:t>
             </w:r>
           </w:p>
         </w:tc>
       </w:tr>
       <w:tr>
-        <w:tblPrEx>
-          <w:tblCellMar>
-            <w:top w:w="0" w:type="dxa"/>
-            <w:bottom w:w="0" w:type="dxa"/>
-          </w:tblCellMar>
-        </w:tblPrEx>
         <w:tc>
           <w:tcPr>
             <w:tcW w:w="3000" w:type="dxa"/>
@@ -2781,12 +2772,6 @@
         </w:tc>
       </w:tr>
       <w:tr>
-        <w:tblPrEx>
-          <w:tblCellMar>
-            <w:top w:w="0" w:type="dxa"/>
-            <w:bottom w:w="0" w:type="dxa"/>
-          </w:tblCellMar>
-        </w:tblPrEx>
         <w:tc>
           <w:tcPr>
             <w:tcW w:w="3000" w:type="dxa"/>
@@ -2835,12 +2820,6 @@
         </w:tc>
       </w:tr>
       <w:tr>
-        <w:tblPrEx>
-          <w:tblCellMar>
-            <w:top w:w="0" w:type="dxa"/>
-            <w:bottom w:w="0" w:type="dxa"/>
-          </w:tblCellMar>
-        </w:tblPrEx>
         <w:tc>
           <w:tcPr>
             <w:tcW w:w="3000" w:type="dxa"/>
@@ -2889,12 +2868,6 @@
         </w:tc>
       </w:tr>
       <w:tr>
-        <w:tblPrEx>
-          <w:tblCellMar>
-            <w:top w:w="0" w:type="dxa"/>
-            <w:bottom w:w="0" w:type="dxa"/>
-          </w:tblCellMar>
-        </w:tblPrEx>
         <w:tc>
           <w:tcPr>
             <w:tcW w:w="3000" w:type="dxa"/>
@@ -2943,12 +2916,6 @@
         </w:tc>
       </w:tr>
       <w:tr>
-        <w:tblPrEx>
-          <w:tblCellMar>
-            <w:top w:w="0" w:type="dxa"/>
-            <w:bottom w:w="0" w:type="dxa"/>
-          </w:tblCellMar>
-        </w:tblPrEx>
         <w:tc>
           <w:tcPr>
             <w:tcW w:w="3000" w:type="dxa"/>
@@ -2997,12 +2964,6 @@
         </w:tc>
       </w:tr>
       <w:tr>
-        <w:tblPrEx>
-          <w:tblCellMar>
-            <w:top w:w="0" w:type="dxa"/>
-            <w:bottom w:w="0" w:type="dxa"/>
-          </w:tblCellMar>
-        </w:tblPrEx>
         <w:tc>
           <w:tcPr>
             <w:tcW w:w="3000" w:type="dxa"/>
@@ -3045,7 +3006,43 @@
                 <w:sz w:val="20"/>
                 <w:szCs w:val="20"/>
               </w:rPr>
-              <w:t>The application relies solely on Python's built-in json and os modules, keeping the dependency footprint and memory usage minimal.</w:t>
+              <w:t xml:space="preserve">The application relies solely on Python's built-in </w:t>
+            </w:r>
+            <w:proofErr w:type="spellStart"/>
+            <w:r>
+              <w:rPr>
+                <w:color w:val="000000"/>
+                <w:sz w:val="20"/>
+                <w:szCs w:val="20"/>
+              </w:rPr>
+              <w:t>json</w:t>
+            </w:r>
+            <w:proofErr w:type="spellEnd"/>
+            <w:r>
+              <w:rPr>
+                <w:color w:val="000000"/>
+                <w:sz w:val="20"/>
+                <w:szCs w:val="20"/>
+              </w:rPr>
+              <w:t xml:space="preserve"> and </w:t>
+            </w:r>
+            <w:proofErr w:type="spellStart"/>
+            <w:r>
+              <w:rPr>
+                <w:color w:val="000000"/>
+                <w:sz w:val="20"/>
+                <w:szCs w:val="20"/>
+              </w:rPr>
+              <w:t>os</w:t>
+            </w:r>
+            <w:proofErr w:type="spellEnd"/>
+            <w:r>
+              <w:rPr>
+                <w:color w:val="000000"/>
+                <w:sz w:val="20"/>
+                <w:szCs w:val="20"/>
+              </w:rPr>
+              <w:t xml:space="preserve"> modules, keeping the dependency footprint and memory usage minimal.</w:t>
             </w:r>
           </w:p>
         </w:tc>
@@ -3058,7 +3055,6 @@
       </w:pPr>
       <w:bookmarkStart w:id="12" w:name="_Toc241399991"/>
       <w:r>
-        <w:lastRenderedPageBreak/>
         <w:t>7. System Architecture</w:t>
       </w:r>
       <w:bookmarkEnd w:id="12"/>
@@ -3069,7 +3065,15 @@
         <w:jc w:val="both"/>
       </w:pPr>
       <w:r>
-        <w:t>The SubTrack uses a straightforward three-layer architecture, which decouples the way the user interacts with the application from the processing and storing of the subscription data.</w:t>
+        <w:t xml:space="preserve">The </w:t>
+      </w:r>
+      <w:proofErr w:type="spellStart"/>
+      <w:r>
+        <w:t>SubTrack</w:t>
+      </w:r>
+      <w:proofErr w:type="spellEnd"/>
+      <w:r>
+        <w:t xml:space="preserve"> uses a straightforward three-layer architecture, which decouples the way the user interacts with the application from the processing and storing of the subscription data.</w:t>
       </w:r>
     </w:p>
     <w:p>
@@ -3134,7 +3138,29 @@
           <w:sz w:val="20"/>
           <w:szCs w:val="20"/>
         </w:rPr>
-        <w:t>Figure 1: Layered system architecture of SubTrack.</w:t>
+        <w:t xml:space="preserve">Figure 1: Layered system architecture of </w:t>
+      </w:r>
+      <w:proofErr w:type="spellStart"/>
+      <w:r>
+        <w:rPr>
+          <w:i/>
+          <w:iCs/>
+          <w:color w:val="6B7280"/>
+          <w:sz w:val="20"/>
+          <w:szCs w:val="20"/>
+        </w:rPr>
+        <w:t>SubTrack</w:t>
+      </w:r>
+      <w:proofErr w:type="spellEnd"/>
+      <w:r>
+        <w:rPr>
+          <w:i/>
+          <w:iCs/>
+          <w:color w:val="6B7280"/>
+          <w:sz w:val="20"/>
+          <w:szCs w:val="20"/>
+        </w:rPr>
+        <w:t>.</w:t>
       </w:r>
     </w:p>
     <w:p>
@@ -3194,7 +3220,87 @@
         <w:ind w:left="720"/>
       </w:pPr>
       <w:r>
-        <w:t>- Contains all functions like initialize_app(), add_new_subscription(), view_subscriptions(), delete_subscription() and calculate_total_expenses().</w:t>
+        <w:t xml:space="preserve">- Contains all functions like </w:t>
+      </w:r>
+      <w:proofErr w:type="spellStart"/>
+      <w:r>
+        <w:t>initialize_</w:t>
+      </w:r>
+      <w:proofErr w:type="gramStart"/>
+      <w:r>
+        <w:t>app</w:t>
+      </w:r>
+      <w:proofErr w:type="spellEnd"/>
+      <w:r>
+        <w:t>(</w:t>
+      </w:r>
+      <w:proofErr w:type="gramEnd"/>
+      <w:r>
+        <w:t xml:space="preserve">), </w:t>
+      </w:r>
+      <w:proofErr w:type="spellStart"/>
+      <w:r>
+        <w:t>add_new_</w:t>
+      </w:r>
+      <w:proofErr w:type="gramStart"/>
+      <w:r>
+        <w:t>subscription</w:t>
+      </w:r>
+      <w:proofErr w:type="spellEnd"/>
+      <w:r>
+        <w:t>(</w:t>
+      </w:r>
+      <w:proofErr w:type="gramEnd"/>
+      <w:r>
+        <w:t xml:space="preserve">), </w:t>
+      </w:r>
+      <w:proofErr w:type="spellStart"/>
+      <w:r>
+        <w:t>view_</w:t>
+      </w:r>
+      <w:proofErr w:type="gramStart"/>
+      <w:r>
+        <w:t>subscriptions</w:t>
+      </w:r>
+      <w:proofErr w:type="spellEnd"/>
+      <w:r>
+        <w:t>(</w:t>
+      </w:r>
+      <w:proofErr w:type="gramEnd"/>
+      <w:r>
+        <w:t xml:space="preserve">), </w:t>
+      </w:r>
+      <w:proofErr w:type="spellStart"/>
+      <w:r>
+        <w:t>delete_</w:t>
+      </w:r>
+      <w:proofErr w:type="gramStart"/>
+      <w:r>
+        <w:t>subscription</w:t>
+      </w:r>
+      <w:proofErr w:type="spellEnd"/>
+      <w:r>
+        <w:t>(</w:t>
+      </w:r>
+      <w:proofErr w:type="gramEnd"/>
+      <w:r>
+        <w:t xml:space="preserve">) and </w:t>
+      </w:r>
+      <w:proofErr w:type="spellStart"/>
+      <w:r>
+        <w:t>calculate_total_</w:t>
+      </w:r>
+      <w:proofErr w:type="gramStart"/>
+      <w:r>
+        <w:t>expenses</w:t>
+      </w:r>
+      <w:proofErr w:type="spellEnd"/>
+      <w:r>
+        <w:t>(</w:t>
+      </w:r>
+      <w:proofErr w:type="gramEnd"/>
+      <w:r>
+        <w:t>).</w:t>
       </w:r>
     </w:p>
     <w:p>
@@ -3204,7 +3310,20 @@
         <w:ind w:left="720"/>
       </w:pPr>
       <w:r>
-        <w:t>Data Storage Layer (subscriptions_data.json)</w:t>
+        <w:t>Data Storage Layer (</w:t>
+      </w:r>
+      <w:proofErr w:type="spellStart"/>
+      <w:r>
+        <w:t>subscriptions_</w:t>
+      </w:r>
+      <w:proofErr w:type="gramStart"/>
+      <w:r>
+        <w:t>data.json</w:t>
+      </w:r>
+      <w:proofErr w:type="spellEnd"/>
+      <w:proofErr w:type="gramEnd"/>
+      <w:r>
+        <w:t>)</w:t>
       </w:r>
     </w:p>
     <w:p>
@@ -3224,11 +3343,7 @@
       </w:pPr>
       <w:bookmarkStart w:id="13" w:name="_Toc241399992"/>
       <w:r>
-        <w:lastRenderedPageBreak/>
-        <w:t>8</w:t>
-      </w:r>
-      <w:r>
-        <w:t>. Design Diagrams</w:t>
+        <w:t>8. Design Diagrams</w:t>
       </w:r>
       <w:bookmarkEnd w:id="13"/>
     </w:p>
@@ -3326,7 +3441,6 @@
         <w:rPr>
           <w:noProof/>
         </w:rPr>
-        <w:lastRenderedPageBreak/>
         <w:drawing>
           <wp:inline distT="0" distB="0" distL="0" distR="0" wp14:anchorId="467862F9" wp14:editId="467862FA">
             <wp:extent cx="4953000" cy="3571875"/>
@@ -3399,7 +3513,15 @@
         <w:jc w:val="both"/>
       </w:pPr>
       <w:r>
-        <w:t>The SubTrack system is built using just functions and not classes, hence the use of a component diagram to demonstrate the dependencies between the main.py, subscription_manager.py, and the JSON file as opposed to a class diagram.</w:t>
+        <w:t xml:space="preserve">The </w:t>
+      </w:r>
+      <w:proofErr w:type="spellStart"/>
+      <w:r>
+        <w:t>SubTrack</w:t>
+      </w:r>
+      <w:proofErr w:type="spellEnd"/>
+      <w:r>
+        <w:t xml:space="preserve"> system is built using just functions and not classes, hence the use of a component diagram to demonstrate the dependencies between the main.py, subscription_manager.py, and the JSON file as opposed to a class diagram.</w:t>
       </w:r>
     </w:p>
     <w:p>
@@ -3486,7 +3608,6 @@
         <w:rPr>
           <w:noProof/>
         </w:rPr>
-        <w:lastRenderedPageBreak/>
         <w:drawing>
           <wp:inline distT="0" distB="0" distL="0" distR="0" wp14:anchorId="467862FD" wp14:editId="467862FE">
             <wp:extent cx="5524500" cy="4105275"/>
@@ -3566,7 +3687,15 @@
         <w:t xml:space="preserve">ER Diagram: </w:t>
       </w:r>
       <w:r>
-        <w:t>Not applicable. SubTrack uses JSON files to store information instead of relational databases, so no additional tables and foreign keys are required to represent the database structure using an ERD. The “database schema” is the nesting of information in a single JSON file</w:t>
+        <w:t xml:space="preserve">Not applicable. </w:t>
+      </w:r>
+      <w:proofErr w:type="spellStart"/>
+      <w:r>
+        <w:t>SubTrack</w:t>
+      </w:r>
+      <w:proofErr w:type="spellEnd"/>
+      <w:r>
+        <w:t xml:space="preserve"> uses JSON files to store information instead of relational databases, so no additional tables and foreign keys are required to represent the database structure using an ERD. The “database schema” is the nesting of information in a single JSON file</w:t>
       </w:r>
       <w:r>
         <w:rPr>
@@ -3654,7 +3783,41 @@
           <w:sz w:val="20"/>
           <w:szCs w:val="20"/>
         </w:rPr>
-        <w:t>Figure 6: Structure of subscriptions_data.json.</w:t>
+        <w:t xml:space="preserve">Figure 6: Structure of </w:t>
+      </w:r>
+      <w:proofErr w:type="spellStart"/>
+      <w:r>
+        <w:rPr>
+          <w:i/>
+          <w:iCs/>
+          <w:color w:val="6B7280"/>
+          <w:sz w:val="20"/>
+          <w:szCs w:val="20"/>
+        </w:rPr>
+        <w:t>subscriptions_</w:t>
+      </w:r>
+      <w:proofErr w:type="gramStart"/>
+      <w:r>
+        <w:rPr>
+          <w:i/>
+          <w:iCs/>
+          <w:color w:val="6B7280"/>
+          <w:sz w:val="20"/>
+          <w:szCs w:val="20"/>
+        </w:rPr>
+        <w:t>data.json</w:t>
+      </w:r>
+      <w:proofErr w:type="spellEnd"/>
+      <w:proofErr w:type="gramEnd"/>
+      <w:r>
+        <w:rPr>
+          <w:i/>
+          <w:iCs/>
+          <w:color w:val="6B7280"/>
+          <w:sz w:val="20"/>
+          <w:szCs w:val="20"/>
+        </w:rPr>
+        <w:t>.</w:t>
       </w:r>
     </w:p>
     <w:tbl>
@@ -3680,12 +3843,6 @@
         <w:gridCol w:w="4600"/>
       </w:tblGrid>
       <w:tr>
-        <w:tblPrEx>
-          <w:tblCellMar>
-            <w:top w:w="0" w:type="dxa"/>
-            <w:bottom w:w="0" w:type="dxa"/>
-          </w:tblCellMar>
-        </w:tblPrEx>
         <w:trPr>
           <w:tblHeader/>
         </w:trPr>
@@ -3710,7 +3867,6 @@
                 <w:sz w:val="20"/>
                 <w:szCs w:val="20"/>
               </w:rPr>
-              <w:lastRenderedPageBreak/>
               <w:t>Field</w:t>
             </w:r>
           </w:p>
@@ -3767,12 +3923,6 @@
         </w:tc>
       </w:tr>
       <w:tr>
-        <w:tblPrEx>
-          <w:tblCellMar>
-            <w:top w:w="0" w:type="dxa"/>
-            <w:bottom w:w="0" w:type="dxa"/>
-          </w:tblCellMar>
-        </w:tblPrEx>
         <w:tc>
           <w:tcPr>
             <w:tcW w:w="2600" w:type="dxa"/>
@@ -3844,12 +3994,6 @@
         </w:tc>
       </w:tr>
       <w:tr>
-        <w:tblPrEx>
-          <w:tblCellMar>
-            <w:top w:w="0" w:type="dxa"/>
-            <w:bottom w:w="0" w:type="dxa"/>
-          </w:tblCellMar>
-        </w:tblPrEx>
         <w:tc>
           <w:tcPr>
             <w:tcW w:w="2600" w:type="dxa"/>
@@ -3921,12 +4065,6 @@
         </w:tc>
       </w:tr>
       <w:tr>
-        <w:tblPrEx>
-          <w:tblCellMar>
-            <w:top w:w="0" w:type="dxa"/>
-            <w:bottom w:w="0" w:type="dxa"/>
-          </w:tblCellMar>
-        </w:tblPrEx>
         <w:tc>
           <w:tcPr>
             <w:tcW w:w="2600" w:type="dxa"/>
@@ -3998,12 +4136,6 @@
         </w:tc>
       </w:tr>
       <w:tr>
-        <w:tblPrEx>
-          <w:tblCellMar>
-            <w:top w:w="0" w:type="dxa"/>
-            <w:bottom w:w="0" w:type="dxa"/>
-          </w:tblCellMar>
-        </w:tblPrEx>
         <w:tc>
           <w:tcPr>
             <w:tcW w:w="2600" w:type="dxa"/>
@@ -4075,12 +4207,6 @@
         </w:tc>
       </w:tr>
       <w:tr>
-        <w:tblPrEx>
-          <w:tblCellMar>
-            <w:top w:w="0" w:type="dxa"/>
-            <w:bottom w:w="0" w:type="dxa"/>
-          </w:tblCellMar>
-        </w:tblPrEx>
         <w:tc>
           <w:tcPr>
             <w:tcW w:w="2600" w:type="dxa"/>
@@ -4152,12 +4278,6 @@
         </w:tc>
       </w:tr>
       <w:tr>
-        <w:tblPrEx>
-          <w:tblCellMar>
-            <w:top w:w="0" w:type="dxa"/>
-            <w:bottom w:w="0" w:type="dxa"/>
-          </w:tblCellMar>
-        </w:tblPrEx>
         <w:tc>
           <w:tcPr>
             <w:tcW w:w="2600" w:type="dxa"/>
@@ -4229,12 +4349,6 @@
         </w:tc>
       </w:tr>
       <w:tr>
-        <w:tblPrEx>
-          <w:tblCellMar>
-            <w:top w:w="0" w:type="dxa"/>
-            <w:bottom w:w="0" w:type="dxa"/>
-          </w:tblCellMar>
-        </w:tblPrEx>
         <w:tc>
           <w:tcPr>
             <w:tcW w:w="2600" w:type="dxa"/>
@@ -4248,6 +4362,7 @@
             <w:vAlign w:val="center"/>
           </w:tcPr>
           <w:p>
+            <w:proofErr w:type="spellStart"/>
             <w:r>
               <w:rPr>
                 <w:color w:val="000000"/>
@@ -4256,6 +4371,7 @@
               </w:rPr>
               <w:t>renewal_date</w:t>
             </w:r>
+            <w:proofErr w:type="spellEnd"/>
           </w:p>
         </w:tc>
         <w:tc>
@@ -4313,7 +4429,6 @@
       </w:pPr>
       <w:bookmarkStart w:id="19" w:name="_Toc241399998"/>
       <w:r>
-        <w:lastRenderedPageBreak/>
         <w:t>9. Design Decisions &amp; Rationale</w:t>
       </w:r>
       <w:bookmarkEnd w:id="19"/>
@@ -4323,13 +4438,7 @@
         <w:spacing w:after="80"/>
       </w:pPr>
       <w:r>
-        <w:t>●</w:t>
-      </w:r>
-      <w:r>
-        <w:t xml:space="preserve"> </w:t>
-      </w:r>
-      <w:r>
-        <w:t>Menu-driven CLI over a GUI: the brief for the project discourages GUIs and mandates that the project should be able to be executed from the CLI, hence the choice of a numbered text menu.</w:t>
+        <w:t>● Menu-driven CLI over a GUI: the brief for the project discourages GUIs and mandates that the project should be able to be executed from the CLI, hence the choice of a numbered text menu.</w:t>
       </w:r>
     </w:p>
     <w:p>
@@ -4337,13 +4446,7 @@
         <w:spacing w:after="80"/>
       </w:pPr>
       <w:r>
-        <w:t>●</w:t>
-      </w:r>
-      <w:r>
-        <w:t xml:space="preserve"> </w:t>
-      </w:r>
-      <w:r>
-        <w:t>JSON over relational database: the subscription data is small and per-user and hierarchic (subscriptions belong to a user), hence making it easy to store them in a JSON object without having to configure any database management system.</w:t>
+        <w:t>● JSON over relational database: the subscription data is small and per-user and hierarchic (subscriptions belong to a user), hence making it easy to store them in a JSON object without having to configure any database management system.</w:t>
       </w:r>
     </w:p>
     <w:p>
@@ -4351,13 +4454,15 @@
         <w:spacing w:after="80"/>
       </w:pPr>
       <w:r>
-        <w:t>●</w:t>
-      </w:r>
-      <w:r>
-        <w:t xml:space="preserve"> </w:t>
-      </w:r>
-      <w:r>
-        <w:t>Migration of business logic to services/subscription_manager.py: having the I/O and the menu-related code in main.py and the business logic in another file allows better modularity, testing, and extendability of the code (such as if we want to implement searching functionality at a later stage).</w:t>
+        <w:t xml:space="preserve">● Migration of business logic to services/subscription_manager.py: having the I/O and the menu-related code in main.py and the business logic in another file allows better modularity, testing, and </w:t>
+      </w:r>
+      <w:proofErr w:type="spellStart"/>
+      <w:r>
+        <w:t>extendability</w:t>
+      </w:r>
+      <w:proofErr w:type="spellEnd"/>
+      <w:r>
+        <w:t xml:space="preserve"> of the code (such as if we want to implement searching functionality at a later stage).</w:t>
       </w:r>
     </w:p>
     <w:p>
@@ -4365,13 +4470,7 @@
         <w:spacing w:after="80"/>
       </w:pPr>
       <w:r>
-        <w:t>●</w:t>
-      </w:r>
-      <w:r>
-        <w:t xml:space="preserve"> </w:t>
-      </w:r>
-      <w:r>
-        <w:t>Function-based implementation over class-based one: given the constraints of the project in terms of complexity, having a small number of functions rather than a class hierarchy was considered simple enough to develop and test while fulfilling the "5–10 meaningful modules/files" guideline by means of main.py, the services package, and the data file.</w:t>
+        <w:t>● Function-based implementation over class-based one: given the constraints of the project in terms of complexity, having a small number of functions rather than a class hierarchy was considered simple enough to develop and test while fulfilling the "5–10 meaningful modules/files" guideline by means of main.py, the services package, and the data file.</w:t>
       </w:r>
     </w:p>
     <w:p>
@@ -4379,13 +4478,15 @@
         <w:spacing w:after="80"/>
       </w:pPr>
       <w:r>
-        <w:t>●</w:t>
-      </w:r>
-      <w:r>
-        <w:t xml:space="preserve"> </w:t>
-      </w:r>
-      <w:r>
-        <w:t>Defensive parsing of input parameters: cost is parsed inside a try/except ValueError structure in main.py in order to gracefully handle invalid non-numeric entries and prompt the menu again.</w:t>
+        <w:t xml:space="preserve">● Defensive parsing of input parameters: cost is parsed inside a try/except </w:t>
+      </w:r>
+      <w:proofErr w:type="spellStart"/>
+      <w:r>
+        <w:t>ValueError</w:t>
+      </w:r>
+      <w:proofErr w:type="spellEnd"/>
+      <w:r>
+        <w:t xml:space="preserve"> structure in main.py in order to gracefully handle invalid non-numeric entries and prompt the menu again.</w:t>
       </w:r>
     </w:p>
     <w:p>
@@ -4395,7 +4496,6 @@
       </w:pPr>
       <w:bookmarkStart w:id="20" w:name="_Toc241399999"/>
       <w:r>
-        <w:lastRenderedPageBreak/>
         <w:t>10. Implementation Details</w:t>
       </w:r>
       <w:bookmarkEnd w:id="20"/>
@@ -4406,7 +4506,15 @@
         <w:jc w:val="both"/>
       </w:pPr>
       <w:r>
-        <w:t>The starting point, main.py, asks the user for his name and passes his name to initialize_app(name). It then proceeds into an infinite loop that displays a menu of options and calls the appropriate function in the services/subscription_manager.py file based on the user’s choice.</w:t>
+        <w:t xml:space="preserve">The starting point, main.py, asks the user for his name and passes his name to </w:t>
+      </w:r>
+      <w:proofErr w:type="spellStart"/>
+      <w:r>
+        <w:t>initialize_app</w:t>
+      </w:r>
+      <w:proofErr w:type="spellEnd"/>
+      <w:r>
+        <w:t>(name). It then proceeds into an infinite loop that displays a menu of options and calls the appropriate function in the services/subscription_manager.py file based on the user’s choice.</w:t>
       </w:r>
     </w:p>
     <w:tbl>
@@ -4434,12 +4542,6 @@
         <w:gridCol w:w="3000"/>
       </w:tblGrid>
       <w:tr>
-        <w:tblPrEx>
-          <w:tblCellMar>
-            <w:top w:w="0" w:type="dxa"/>
-            <w:bottom w:w="0" w:type="dxa"/>
-          </w:tblCellMar>
-        </w:tblPrEx>
         <w:trPr>
           <w:tblHeader/>
         </w:trPr>
@@ -4520,12 +4622,6 @@
         </w:tc>
       </w:tr>
       <w:tr>
-        <w:tblPrEx>
-          <w:tblCellMar>
-            <w:top w:w="0" w:type="dxa"/>
-            <w:bottom w:w="0" w:type="dxa"/>
-          </w:tblCellMar>
-        </w:tblPrEx>
         <w:tc>
           <w:tcPr>
             <w:tcW w:w="3600" w:type="dxa"/>
@@ -4539,13 +4635,23 @@
             <w:vAlign w:val="center"/>
           </w:tcPr>
           <w:p>
-            <w:r>
-              <w:rPr>
-                <w:color w:val="000000"/>
-                <w:sz w:val="20"/>
-                <w:szCs w:val="20"/>
-              </w:rPr>
-              <w:t>initialize_app(username)</w:t>
+            <w:proofErr w:type="spellStart"/>
+            <w:r>
+              <w:rPr>
+                <w:color w:val="000000"/>
+                <w:sz w:val="20"/>
+                <w:szCs w:val="20"/>
+              </w:rPr>
+              <w:t>initialize_app</w:t>
+            </w:r>
+            <w:proofErr w:type="spellEnd"/>
+            <w:r>
+              <w:rPr>
+                <w:color w:val="000000"/>
+                <w:sz w:val="20"/>
+                <w:szCs w:val="20"/>
+              </w:rPr>
+              <w:t>(username)</w:t>
             </w:r>
           </w:p>
         </w:tc>
@@ -4562,13 +4668,23 @@
             <w:vAlign w:val="center"/>
           </w:tcPr>
           <w:p>
-            <w:r>
-              <w:rPr>
-                <w:color w:val="000000"/>
-                <w:sz w:val="20"/>
-                <w:szCs w:val="20"/>
-              </w:rPr>
-              <w:t>main() at start-up</w:t>
+            <w:proofErr w:type="gramStart"/>
+            <w:r>
+              <w:rPr>
+                <w:color w:val="000000"/>
+                <w:sz w:val="20"/>
+                <w:szCs w:val="20"/>
+              </w:rPr>
+              <w:t>main(</w:t>
+            </w:r>
+            <w:proofErr w:type="gramEnd"/>
+            <w:r>
+              <w:rPr>
+                <w:color w:val="000000"/>
+                <w:sz w:val="20"/>
+                <w:szCs w:val="20"/>
+              </w:rPr>
+              <w:t>) at start-up</w:t>
             </w:r>
           </w:p>
         </w:tc>
@@ -4597,12 +4713,6 @@
         </w:tc>
       </w:tr>
       <w:tr>
-        <w:tblPrEx>
-          <w:tblCellMar>
-            <w:top w:w="0" w:type="dxa"/>
-            <w:bottom w:w="0" w:type="dxa"/>
-          </w:tblCellMar>
-        </w:tblPrEx>
         <w:tc>
           <w:tcPr>
             <w:tcW w:w="3600" w:type="dxa"/>
@@ -4616,13 +4726,23 @@
             <w:vAlign w:val="center"/>
           </w:tcPr>
           <w:p>
-            <w:r>
-              <w:rPr>
-                <w:color w:val="000000"/>
-                <w:sz w:val="20"/>
-                <w:szCs w:val="20"/>
-              </w:rPr>
-              <w:t>view_subscriptions(user)</w:t>
+            <w:proofErr w:type="spellStart"/>
+            <w:r>
+              <w:rPr>
+                <w:color w:val="000000"/>
+                <w:sz w:val="20"/>
+                <w:szCs w:val="20"/>
+              </w:rPr>
+              <w:t>view_subscriptions</w:t>
+            </w:r>
+            <w:proofErr w:type="spellEnd"/>
+            <w:r>
+              <w:rPr>
+                <w:color w:val="000000"/>
+                <w:sz w:val="20"/>
+                <w:szCs w:val="20"/>
+              </w:rPr>
+              <w:t>(user)</w:t>
             </w:r>
           </w:p>
         </w:tc>
@@ -4674,12 +4794,6 @@
         </w:tc>
       </w:tr>
       <w:tr>
-        <w:tblPrEx>
-          <w:tblCellMar>
-            <w:top w:w="0" w:type="dxa"/>
-            <w:bottom w:w="0" w:type="dxa"/>
-          </w:tblCellMar>
-        </w:tblPrEx>
         <w:tc>
           <w:tcPr>
             <w:tcW w:w="3600" w:type="dxa"/>
@@ -4693,13 +4807,59 @@
             <w:vAlign w:val="center"/>
           </w:tcPr>
           <w:p>
-            <w:r>
-              <w:rPr>
-                <w:color w:val="000000"/>
-                <w:sz w:val="20"/>
-                <w:szCs w:val="20"/>
-              </w:rPr>
-              <w:t>add_new_subscription(user, name, cost, cycle, category, renewal_date)</w:t>
+            <w:proofErr w:type="spellStart"/>
+            <w:r>
+              <w:rPr>
+                <w:color w:val="000000"/>
+                <w:sz w:val="20"/>
+                <w:szCs w:val="20"/>
+              </w:rPr>
+              <w:t>add_new_</w:t>
+            </w:r>
+            <w:proofErr w:type="gramStart"/>
+            <w:r>
+              <w:rPr>
+                <w:color w:val="000000"/>
+                <w:sz w:val="20"/>
+                <w:szCs w:val="20"/>
+              </w:rPr>
+              <w:t>subscription</w:t>
+            </w:r>
+            <w:proofErr w:type="spellEnd"/>
+            <w:r>
+              <w:rPr>
+                <w:color w:val="000000"/>
+                <w:sz w:val="20"/>
+                <w:szCs w:val="20"/>
+              </w:rPr>
+              <w:t>(</w:t>
+            </w:r>
+            <w:proofErr w:type="gramEnd"/>
+            <w:r>
+              <w:rPr>
+                <w:color w:val="000000"/>
+                <w:sz w:val="20"/>
+                <w:szCs w:val="20"/>
+              </w:rPr>
+              <w:t xml:space="preserve">user, name, cost, cycle, category, </w:t>
+            </w:r>
+            <w:proofErr w:type="spellStart"/>
+            <w:r>
+              <w:rPr>
+                <w:color w:val="000000"/>
+                <w:sz w:val="20"/>
+                <w:szCs w:val="20"/>
+              </w:rPr>
+              <w:t>renewal_date</w:t>
+            </w:r>
+            <w:proofErr w:type="spellEnd"/>
+            <w:r>
+              <w:rPr>
+                <w:color w:val="000000"/>
+                <w:sz w:val="20"/>
+                <w:szCs w:val="20"/>
+              </w:rPr>
+              <w:t>)</w:t>
             </w:r>
           </w:p>
         </w:tc>
@@ -4751,12 +4911,6 @@
         </w:tc>
       </w:tr>
       <w:tr>
-        <w:tblPrEx>
-          <w:tblCellMar>
-            <w:top w:w="0" w:type="dxa"/>
-            <w:bottom w:w="0" w:type="dxa"/>
-          </w:tblCellMar>
-        </w:tblPrEx>
         <w:tc>
           <w:tcPr>
             <w:tcW w:w="3600" w:type="dxa"/>
@@ -4770,13 +4924,41 @@
             <w:vAlign w:val="center"/>
           </w:tcPr>
           <w:p>
-            <w:r>
-              <w:rPr>
-                <w:color w:val="000000"/>
-                <w:sz w:val="20"/>
-                <w:szCs w:val="20"/>
-              </w:rPr>
-              <w:t>delete_subscription(user, name)</w:t>
+            <w:proofErr w:type="spellStart"/>
+            <w:r>
+              <w:rPr>
+                <w:color w:val="000000"/>
+                <w:sz w:val="20"/>
+                <w:szCs w:val="20"/>
+              </w:rPr>
+              <w:t>delete_</w:t>
+            </w:r>
+            <w:proofErr w:type="gramStart"/>
+            <w:r>
+              <w:rPr>
+                <w:color w:val="000000"/>
+                <w:sz w:val="20"/>
+                <w:szCs w:val="20"/>
+              </w:rPr>
+              <w:t>subscription</w:t>
+            </w:r>
+            <w:proofErr w:type="spellEnd"/>
+            <w:r>
+              <w:rPr>
+                <w:color w:val="000000"/>
+                <w:sz w:val="20"/>
+                <w:szCs w:val="20"/>
+              </w:rPr>
+              <w:t>(</w:t>
+            </w:r>
+            <w:proofErr w:type="gramEnd"/>
+            <w:r>
+              <w:rPr>
+                <w:color w:val="000000"/>
+                <w:sz w:val="20"/>
+                <w:szCs w:val="20"/>
+              </w:rPr>
+              <w:t>user, name)</w:t>
             </w:r>
           </w:p>
         </w:tc>
@@ -4828,12 +5010,6 @@
         </w:tc>
       </w:tr>
       <w:tr>
-        <w:tblPrEx>
-          <w:tblCellMar>
-            <w:top w:w="0" w:type="dxa"/>
-            <w:bottom w:w="0" w:type="dxa"/>
-          </w:tblCellMar>
-        </w:tblPrEx>
         <w:tc>
           <w:tcPr>
             <w:tcW w:w="3600" w:type="dxa"/>
@@ -4847,13 +5023,23 @@
             <w:vAlign w:val="center"/>
           </w:tcPr>
           <w:p>
-            <w:r>
-              <w:rPr>
-                <w:color w:val="000000"/>
-                <w:sz w:val="20"/>
-                <w:szCs w:val="20"/>
-              </w:rPr>
-              <w:t>calculate_total_expenses(user)</w:t>
+            <w:proofErr w:type="spellStart"/>
+            <w:r>
+              <w:rPr>
+                <w:color w:val="000000"/>
+                <w:sz w:val="20"/>
+                <w:szCs w:val="20"/>
+              </w:rPr>
+              <w:t>calculate_total_expenses</w:t>
+            </w:r>
+            <w:proofErr w:type="spellEnd"/>
+            <w:r>
+              <w:rPr>
+                <w:color w:val="000000"/>
+                <w:sz w:val="20"/>
+                <w:szCs w:val="20"/>
+              </w:rPr>
+              <w:t>(user)</w:t>
             </w:r>
           </w:p>
         </w:tc>
@@ -4914,7 +5100,31 @@
         <w:br w:type="textWrapping" w:clear="all"/>
       </w:r>
       <w:r>
-        <w:t>main.py itself includes rudimentary input validation, whereby the cost value that is provided during the addition of a new subscription is read using float(), wrapped in a try/except block catching ValueError, which will ensure that an invalid input (e.g., “abc”) will be recognized and an appropriate message displayed without stopping the loop.</w:t>
+        <w:t xml:space="preserve">main.py itself includes rudimentary input validation, whereby the cost value that is provided during the addition of a new subscription is read using </w:t>
+      </w:r>
+      <w:proofErr w:type="gramStart"/>
+      <w:r>
+        <w:t>float(</w:t>
+      </w:r>
+      <w:proofErr w:type="gramEnd"/>
+      <w:r>
+        <w:t xml:space="preserve">), wrapped in a try/except block catching </w:t>
+      </w:r>
+      <w:proofErr w:type="spellStart"/>
+      <w:r>
+        <w:t>ValueError</w:t>
+      </w:r>
+      <w:proofErr w:type="spellEnd"/>
+      <w:r>
+        <w:t>, which will ensure that an invalid input (e.g., “</w:t>
+      </w:r>
+      <w:proofErr w:type="spellStart"/>
+      <w:r>
+        <w:t>abc</w:t>
+      </w:r>
+      <w:proofErr w:type="spellEnd"/>
+      <w:r>
+        <w:t>”) will be recognized and an appropriate message displayed without stopping the loop.</w:t>
       </w:r>
     </w:p>
     <w:p>
@@ -4923,7 +5133,36 @@
         <w:jc w:val="both"/>
       </w:pPr>
       <w:r>
-        <w:t>Technologies used: Python 3.x; built-in json and os libraries for reading and writing subscriptions_data.json; Git and GitHub for version control. The project does not require any external libraries to be installed.</w:t>
+        <w:t xml:space="preserve">Technologies used: Python 3.x; built-in </w:t>
+      </w:r>
+      <w:proofErr w:type="spellStart"/>
+      <w:r>
+        <w:t>json</w:t>
+      </w:r>
+      <w:proofErr w:type="spellEnd"/>
+      <w:r>
+        <w:t xml:space="preserve"> and </w:t>
+      </w:r>
+      <w:proofErr w:type="spellStart"/>
+      <w:r>
+        <w:t>os</w:t>
+      </w:r>
+      <w:proofErr w:type="spellEnd"/>
+      <w:r>
+        <w:t xml:space="preserve"> libraries for reading and writing </w:t>
+      </w:r>
+      <w:proofErr w:type="spellStart"/>
+      <w:r>
+        <w:t>subscriptions_</w:t>
+      </w:r>
+      <w:proofErr w:type="gramStart"/>
+      <w:r>
+        <w:t>data.json</w:t>
+      </w:r>
+      <w:proofErr w:type="spellEnd"/>
+      <w:proofErr w:type="gramEnd"/>
+      <w:r>
+        <w:t>; Git and GitHub for version control. The project does not require any external libraries to be installed.</w:t>
       </w:r>
     </w:p>
     <w:p>
@@ -4933,7 +5172,6 @@
       </w:pPr>
       <w:bookmarkStart w:id="21" w:name="_Toc241400000"/>
       <w:r>
-        <w:lastRenderedPageBreak/>
         <w:t>11. Screenshots / Results</w:t>
       </w:r>
       <w:bookmarkEnd w:id="21"/>
@@ -4944,7 +5182,20 @@
         <w:jc w:val="both"/>
       </w:pPr>
       <w:r>
-        <w:t xml:space="preserve">The sample CLI transcripts below illustrate the expected interaction, based on the sample data shipped in subscriptions_data.json. </w:t>
+        <w:t xml:space="preserve">The sample CLI transcripts below illustrate the expected interaction, based on the sample data shipped in </w:t>
+      </w:r>
+      <w:proofErr w:type="spellStart"/>
+      <w:r>
+        <w:t>subscriptions_</w:t>
+      </w:r>
+      <w:proofErr w:type="gramStart"/>
+      <w:r>
+        <w:t>data.json</w:t>
+      </w:r>
+      <w:proofErr w:type="spellEnd"/>
+      <w:proofErr w:type="gramEnd"/>
+      <w:r>
+        <w:t xml:space="preserve">. </w:t>
       </w:r>
     </w:p>
     <w:p>
@@ -4959,382 +5210,248 @@
     </w:p>
     <w:p>
       <w:pPr>
-        <w:shd w:val="clear" w:color="auto" w:fill="1F2937"/>
+        <w:pStyle w:val="Heading2"/>
       </w:pPr>
       <w:r>
         <w:rPr>
-          <w:rFonts w:ascii="Consolas" w:eastAsia="Consolas" w:hAnsi="Consolas" w:cs="Consolas"/>
-          <w:color w:val="E5E7EB"/>
-          <w:sz w:val="19"/>
-          <w:szCs w:val="19"/>
+          <w:noProof/>
         </w:rPr>
-        <w:t>Welcome to SubTrack Subscription Manager</w:t>
-      </w:r>
-    </w:p>
-    <w:p>
-      <w:pPr>
-        <w:shd w:val="clear" w:color="auto" w:fill="1F2937"/>
+        <w:drawing>
+          <wp:inline distT="0" distB="0" distL="0" distR="0" wp14:anchorId="20BF97F0" wp14:editId="0BAD063F">
+            <wp:extent cx="5931205" cy="2876698"/>
+            <wp:effectExtent l="0" t="0" r="0" b="0"/>
+            <wp:docPr id="5405106" name="Picture 2"/>
+            <wp:cNvGraphicFramePr>
+              <a:graphicFrameLocks xmlns:a="http://schemas.openxmlformats.org/drawingml/2006/main" noChangeAspect="1"/>
+            </wp:cNvGraphicFramePr>
+            <a:graphic xmlns:a="http://schemas.openxmlformats.org/drawingml/2006/main">
+              <a:graphicData uri="http://schemas.openxmlformats.org/drawingml/2006/picture">
+                <pic:pic xmlns:pic="http://schemas.openxmlformats.org/drawingml/2006/picture">
+                  <pic:nvPicPr>
+                    <pic:cNvPr id="5405106" name="Picture 5405106"/>
+                    <pic:cNvPicPr/>
+                  </pic:nvPicPr>
+                  <pic:blipFill>
+                    <a:blip r:embed="rId13">
+                      <a:extLst>
+                        <a:ext uri="{28A0092B-C50C-407E-A947-70E740481C1C}">
+                          <a14:useLocalDpi xmlns:a14="http://schemas.microsoft.com/office/drawing/2010/main" val="0"/>
+                        </a:ext>
+                      </a:extLst>
+                    </a:blip>
+                    <a:stretch>
+                      <a:fillRect/>
+                    </a:stretch>
+                  </pic:blipFill>
+                  <pic:spPr>
+                    <a:xfrm>
+                      <a:off x="0" y="0"/>
+                      <a:ext cx="5931205" cy="2876698"/>
+                    </a:xfrm>
+                    <a:prstGeom prst="rect">
+                      <a:avLst/>
+                    </a:prstGeom>
+                  </pic:spPr>
+                </pic:pic>
+              </a:graphicData>
+            </a:graphic>
+          </wp:inline>
+        </w:drawing>
+      </w:r>
+    </w:p>
+    <w:p>
+      <w:pPr>
+        <w:pStyle w:val="Heading2"/>
+      </w:pPr>
+      <w:bookmarkStart w:id="23" w:name="_Toc241400002"/>
+      <w:r>
+        <w:t>11.2 Viewing the Financial Summary</w:t>
+      </w:r>
+      <w:bookmarkEnd w:id="23"/>
+    </w:p>
+    <w:p>
+      <w:pPr>
+        <w:spacing w:after="200"/>
       </w:pPr>
       <w:r>
         <w:rPr>
-          <w:rFonts w:ascii="Consolas" w:eastAsia="Consolas" w:hAnsi="Consolas" w:cs="Consolas"/>
-          <w:color w:val="E5E7EB"/>
-          <w:sz w:val="19"/>
-          <w:szCs w:val="19"/>
+          <w:noProof/>
         </w:rPr>
-        <w:t>Enter your username: Enayet Ali</w:t>
-      </w:r>
-    </w:p>
-    <w:p>
-      <w:pPr>
-        <w:shd w:val="clear" w:color="auto" w:fill="1F2937"/>
+        <w:drawing>
+          <wp:inline distT="0" distB="0" distL="0" distR="0" wp14:anchorId="6FC3BDFC" wp14:editId="49778E15">
+            <wp:extent cx="4102311" cy="2844946"/>
+            <wp:effectExtent l="0" t="0" r="0" b="0"/>
+            <wp:docPr id="586469814" name="Picture 3"/>
+            <wp:cNvGraphicFramePr>
+              <a:graphicFrameLocks xmlns:a="http://schemas.openxmlformats.org/drawingml/2006/main" noChangeAspect="1"/>
+            </wp:cNvGraphicFramePr>
+            <a:graphic xmlns:a="http://schemas.openxmlformats.org/drawingml/2006/main">
+              <a:graphicData uri="http://schemas.openxmlformats.org/drawingml/2006/picture">
+                <pic:pic xmlns:pic="http://schemas.openxmlformats.org/drawingml/2006/picture">
+                  <pic:nvPicPr>
+                    <pic:cNvPr id="586469814" name="Picture 586469814"/>
+                    <pic:cNvPicPr/>
+                  </pic:nvPicPr>
+                  <pic:blipFill>
+                    <a:blip r:embed="rId14">
+                      <a:extLst>
+                        <a:ext uri="{28A0092B-C50C-407E-A947-70E740481C1C}">
+                          <a14:useLocalDpi xmlns:a14="http://schemas.microsoft.com/office/drawing/2010/main" val="0"/>
+                        </a:ext>
+                      </a:extLst>
+                    </a:blip>
+                    <a:stretch>
+                      <a:fillRect/>
+                    </a:stretch>
+                  </pic:blipFill>
+                  <pic:spPr>
+                    <a:xfrm>
+                      <a:off x="0" y="0"/>
+                      <a:ext cx="4102311" cy="2844946"/>
+                    </a:xfrm>
+                    <a:prstGeom prst="rect">
+                      <a:avLst/>
+                    </a:prstGeom>
+                  </pic:spPr>
+                </pic:pic>
+              </a:graphicData>
+            </a:graphic>
+          </wp:inline>
+        </w:drawing>
+      </w:r>
+    </w:p>
+    <w:p>
+      <w:pPr>
+        <w:pStyle w:val="Heading2"/>
+      </w:pPr>
+      <w:bookmarkStart w:id="24" w:name="_Toc241400003"/>
+      <w:r>
+        <w:t xml:space="preserve">11.3 Deleting </w:t>
+      </w:r>
+      <w:proofErr w:type="gramStart"/>
+      <w:r>
+        <w:t>an</w:t>
+      </w:r>
+      <w:proofErr w:type="gramEnd"/>
+      <w:r>
+        <w:t xml:space="preserve"> subscription</w:t>
+      </w:r>
+    </w:p>
+    <w:p>
+      <w:pPr>
+        <w:pStyle w:val="Heading2"/>
       </w:pPr>
       <w:r>
         <w:rPr>
-          <w:rFonts w:ascii="Consolas" w:eastAsia="Consolas" w:hAnsi="Consolas" w:cs="Consolas"/>
-          <w:color w:val="E5E7EB"/>
-          <w:sz w:val="19"/>
-          <w:szCs w:val="19"/>
+          <w:noProof/>
         </w:rPr>
-        <w:t>--- Menu ---</w:t>
-      </w:r>
-    </w:p>
-    <w:p>
-      <w:pPr>
-        <w:shd w:val="clear" w:color="auto" w:fill="1F2937"/>
+        <w:drawing>
+          <wp:inline distT="0" distB="0" distL="0" distR="0" wp14:anchorId="4AB320F3" wp14:editId="6B01C649">
+            <wp:extent cx="5651790" cy="1854295"/>
+            <wp:effectExtent l="0" t="0" r="6350" b="0"/>
+            <wp:docPr id="712874982" name="Picture 4"/>
+            <wp:cNvGraphicFramePr>
+              <a:graphicFrameLocks xmlns:a="http://schemas.openxmlformats.org/drawingml/2006/main" noChangeAspect="1"/>
+            </wp:cNvGraphicFramePr>
+            <a:graphic xmlns:a="http://schemas.openxmlformats.org/drawingml/2006/main">
+              <a:graphicData uri="http://schemas.openxmlformats.org/drawingml/2006/picture">
+                <pic:pic xmlns:pic="http://schemas.openxmlformats.org/drawingml/2006/picture">
+                  <pic:nvPicPr>
+                    <pic:cNvPr id="712874982" name="Picture 712874982"/>
+                    <pic:cNvPicPr/>
+                  </pic:nvPicPr>
+                  <pic:blipFill>
+                    <a:blip r:embed="rId15">
+                      <a:extLst>
+                        <a:ext uri="{28A0092B-C50C-407E-A947-70E740481C1C}">
+                          <a14:useLocalDpi xmlns:a14="http://schemas.microsoft.com/office/drawing/2010/main" val="0"/>
+                        </a:ext>
+                      </a:extLst>
+                    </a:blip>
+                    <a:stretch>
+                      <a:fillRect/>
+                    </a:stretch>
+                  </pic:blipFill>
+                  <pic:spPr>
+                    <a:xfrm>
+                      <a:off x="0" y="0"/>
+                      <a:ext cx="5651790" cy="1854295"/>
+                    </a:xfrm>
+                    <a:prstGeom prst="rect">
+                      <a:avLst/>
+                    </a:prstGeom>
+                  </pic:spPr>
+                </pic:pic>
+              </a:graphicData>
+            </a:graphic>
+          </wp:inline>
+        </w:drawing>
+      </w:r>
+    </w:p>
+    <w:p>
+      <w:pPr>
+        <w:pStyle w:val="Heading2"/>
+      </w:pPr>
+      <w:r>
+        <w:t>11.</w:t>
+      </w:r>
+      <w:r>
+        <w:t>4</w:t>
+      </w:r>
+      <w:r>
+        <w:t xml:space="preserve"> Adding a Subscription</w:t>
+      </w:r>
+      <w:bookmarkEnd w:id="24"/>
+    </w:p>
+    <w:p>
+      <w:pPr>
+        <w:pStyle w:val="Heading2"/>
       </w:pPr>
       <w:r>
         <w:rPr>
-          <w:rFonts w:ascii="Consolas" w:eastAsia="Consolas" w:hAnsi="Consolas" w:cs="Consolas"/>
-          <w:color w:val="E5E7EB"/>
-          <w:sz w:val="19"/>
-          <w:szCs w:val="19"/>
+          <w:noProof/>
         </w:rPr>
-        <w:t>1. View Subscriptions</w:t>
-      </w:r>
-    </w:p>
-    <w:p>
-      <w:pPr>
-        <w:shd w:val="clear" w:color="auto" w:fill="1F2937"/>
-      </w:pPr>
-      <w:r>
-        <w:rPr>
-          <w:rFonts w:ascii="Consolas" w:eastAsia="Consolas" w:hAnsi="Consolas" w:cs="Consolas"/>
-          <w:color w:val="E5E7EB"/>
-          <w:sz w:val="19"/>
-          <w:szCs w:val="19"/>
-        </w:rPr>
-        <w:t>2. Add Subscription</w:t>
-      </w:r>
-    </w:p>
-    <w:p>
-      <w:pPr>
-        <w:shd w:val="clear" w:color="auto" w:fill="1F2937"/>
-      </w:pPr>
-      <w:r>
-        <w:rPr>
-          <w:rFonts w:ascii="Consolas" w:eastAsia="Consolas" w:hAnsi="Consolas" w:cs="Consolas"/>
-          <w:color w:val="E5E7EB"/>
-          <w:sz w:val="19"/>
-          <w:szCs w:val="19"/>
-        </w:rPr>
-        <w:t>3. Delete Subscription</w:t>
-      </w:r>
-    </w:p>
-    <w:p>
-      <w:pPr>
-        <w:shd w:val="clear" w:color="auto" w:fill="1F2937"/>
-      </w:pPr>
-      <w:r>
-        <w:rPr>
-          <w:rFonts w:ascii="Consolas" w:eastAsia="Consolas" w:hAnsi="Consolas" w:cs="Consolas"/>
-          <w:color w:val="E5E7EB"/>
-          <w:sz w:val="19"/>
-          <w:szCs w:val="19"/>
-        </w:rPr>
-        <w:t>4. View Financial Summary</w:t>
-      </w:r>
-    </w:p>
-    <w:p>
-      <w:pPr>
-        <w:shd w:val="clear" w:color="auto" w:fill="1F2937"/>
-      </w:pPr>
-      <w:r>
-        <w:rPr>
-          <w:rFonts w:ascii="Consolas" w:eastAsia="Consolas" w:hAnsi="Consolas" w:cs="Consolas"/>
-          <w:color w:val="E5E7EB"/>
-          <w:sz w:val="19"/>
-          <w:szCs w:val="19"/>
-        </w:rPr>
-        <w:t>5. Exit</w:t>
-      </w:r>
-    </w:p>
-    <w:p>
-      <w:pPr>
-        <w:shd w:val="clear" w:color="auto" w:fill="1F2937"/>
-      </w:pPr>
-      <w:r>
-        <w:rPr>
-          <w:rFonts w:ascii="Consolas" w:eastAsia="Consolas" w:hAnsi="Consolas" w:cs="Consolas"/>
-          <w:color w:val="E5E7EB"/>
-          <w:sz w:val="19"/>
-          <w:szCs w:val="19"/>
-        </w:rPr>
-        <w:t>Enter your choice: 1</w:t>
-      </w:r>
-    </w:p>
-    <w:p>
-      <w:pPr>
-        <w:shd w:val="clear" w:color="auto" w:fill="1F2937"/>
-      </w:pPr>
-      <w:r>
-        <w:rPr>
-          <w:rFonts w:ascii="Consolas" w:eastAsia="Consolas" w:hAnsi="Consolas" w:cs="Consolas"/>
-          <w:color w:val="E5E7EB"/>
-          <w:sz w:val="19"/>
-          <w:szCs w:val="19"/>
-        </w:rPr>
-        <w:t xml:space="preserve"> </w:t>
-      </w:r>
-    </w:p>
-    <w:p>
-      <w:pPr>
-        <w:shd w:val="clear" w:color="auto" w:fill="1F2937"/>
-      </w:pPr>
-      <w:r>
-        <w:rPr>
-          <w:rFonts w:ascii="Consolas" w:eastAsia="Consolas" w:hAnsi="Consolas" w:cs="Consolas"/>
-          <w:color w:val="E5E7EB"/>
-          <w:sz w:val="19"/>
-          <w:szCs w:val="19"/>
-        </w:rPr>
-        <w:t>1. Netflix        | Rs.299.0  | monthly | Entertainment | Renews 29-09-2026</w:t>
-      </w:r>
-    </w:p>
-    <w:p>
-      <w:pPr>
-        <w:shd w:val="clear" w:color="auto" w:fill="1F2937"/>
-      </w:pPr>
-      <w:r>
-        <w:rPr>
-          <w:rFonts w:ascii="Consolas" w:eastAsia="Consolas" w:hAnsi="Consolas" w:cs="Consolas"/>
-          <w:color w:val="E5E7EB"/>
-          <w:sz w:val="19"/>
-          <w:szCs w:val="19"/>
-        </w:rPr>
-        <w:t>2. coursera       | Rs.6000.0 | yearly  | Work          | Renews 31-12-2026</w:t>
-      </w:r>
-    </w:p>
-    <w:p>
-      <w:pPr>
-        <w:spacing w:after="200"/>
-      </w:pPr>
-    </w:p>
-    <w:p>
-      <w:pPr>
-        <w:pStyle w:val="Heading2"/>
-      </w:pPr>
-      <w:bookmarkStart w:id="23" w:name="_Toc241400002"/>
-      <w:r>
-        <w:t>11.2 Viewing the Financial Summary</w:t>
-      </w:r>
-      <w:bookmarkEnd w:id="23"/>
-    </w:p>
-    <w:p>
-      <w:pPr>
-        <w:shd w:val="clear" w:color="auto" w:fill="1F2937"/>
-      </w:pPr>
-      <w:r>
-        <w:rPr>
-          <w:rFonts w:ascii="Consolas" w:eastAsia="Consolas" w:hAnsi="Consolas" w:cs="Consolas"/>
-          <w:color w:val="E5E7EB"/>
-          <w:sz w:val="19"/>
-          <w:szCs w:val="19"/>
-        </w:rPr>
-        <w:t>Enter your choice: 4</w:t>
-      </w:r>
-    </w:p>
-    <w:p>
-      <w:pPr>
-        <w:shd w:val="clear" w:color="auto" w:fill="1F2937"/>
-      </w:pPr>
-      <w:r>
-        <w:rPr>
-          <w:rFonts w:ascii="Consolas" w:eastAsia="Consolas" w:hAnsi="Consolas" w:cs="Consolas"/>
-          <w:color w:val="E5E7EB"/>
-          <w:sz w:val="19"/>
-          <w:szCs w:val="19"/>
-        </w:rPr>
-        <w:t xml:space="preserve"> </w:t>
-      </w:r>
-    </w:p>
-    <w:p>
-      <w:pPr>
-        <w:shd w:val="clear" w:color="auto" w:fill="1F2937"/>
-      </w:pPr>
-      <w:r>
-        <w:rPr>
-          <w:rFonts w:ascii="Consolas" w:eastAsia="Consolas" w:hAnsi="Consolas" w:cs="Consolas"/>
-          <w:color w:val="E5E7EB"/>
-          <w:sz w:val="19"/>
-          <w:szCs w:val="19"/>
-        </w:rPr>
-        <w:t>--- Financial Summary ---</w:t>
-      </w:r>
-    </w:p>
-    <w:p>
-      <w:pPr>
-        <w:shd w:val="clear" w:color="auto" w:fill="1F2937"/>
-      </w:pPr>
-      <w:r>
-        <w:rPr>
-          <w:rFonts w:ascii="Consolas" w:eastAsia="Consolas" w:hAnsi="Consolas" w:cs="Consolas"/>
-          <w:color w:val="E5E7EB"/>
-          <w:sz w:val="19"/>
-          <w:szCs w:val="19"/>
-        </w:rPr>
-        <w:t>Total monthly spend : Rs.299.00</w:t>
-      </w:r>
-    </w:p>
-    <w:p>
-      <w:pPr>
-        <w:shd w:val="clear" w:color="auto" w:fill="1F2937"/>
-      </w:pPr>
-      <w:r>
-        <w:rPr>
-          <w:rFonts w:ascii="Consolas" w:eastAsia="Consolas" w:hAnsi="Consolas" w:cs="Consolas"/>
-          <w:color w:val="E5E7EB"/>
-          <w:sz w:val="19"/>
-          <w:szCs w:val="19"/>
-        </w:rPr>
-        <w:t>Total yearly spend  : Rs.6000.00 + (Rs.299.00 x 12) = Rs.9588.00</w:t>
-      </w:r>
-    </w:p>
-    <w:p>
-      <w:pPr>
-        <w:spacing w:after="200"/>
-      </w:pPr>
-    </w:p>
-    <w:p>
-      <w:pPr>
-        <w:pStyle w:val="Heading2"/>
-      </w:pPr>
-      <w:bookmarkStart w:id="24" w:name="_Toc241400003"/>
-      <w:r>
-        <w:t>11.3 Adding a Subscription</w:t>
-      </w:r>
-      <w:bookmarkEnd w:id="24"/>
-    </w:p>
-    <w:p>
-      <w:pPr>
-        <w:shd w:val="clear" w:color="auto" w:fill="1F2937"/>
-      </w:pPr>
-      <w:r>
-        <w:rPr>
-          <w:rFonts w:ascii="Consolas" w:eastAsia="Consolas" w:hAnsi="Consolas" w:cs="Consolas"/>
-          <w:color w:val="E5E7EB"/>
-          <w:sz w:val="19"/>
-          <w:szCs w:val="19"/>
-        </w:rPr>
-        <w:t>Enter your choice: 2</w:t>
-      </w:r>
-    </w:p>
-    <w:p>
-      <w:pPr>
-        <w:shd w:val="clear" w:color="auto" w:fill="1F2937"/>
-      </w:pPr>
-      <w:r>
-        <w:rPr>
-          <w:rFonts w:ascii="Consolas" w:eastAsia="Consolas" w:hAnsi="Consolas" w:cs="Consolas"/>
-          <w:color w:val="E5E7EB"/>
-          <w:sz w:val="19"/>
-          <w:szCs w:val="19"/>
-        </w:rPr>
-        <w:t>Enter subscription name: Spotify</w:t>
-      </w:r>
-    </w:p>
-    <w:p>
-      <w:pPr>
-        <w:shd w:val="clear" w:color="auto" w:fill="1F2937"/>
-      </w:pPr>
-      <w:r>
-        <w:rPr>
-          <w:rFonts w:ascii="Consolas" w:eastAsia="Consolas" w:hAnsi="Consolas" w:cs="Consolas"/>
-          <w:color w:val="E5E7EB"/>
-          <w:sz w:val="19"/>
-          <w:szCs w:val="19"/>
-        </w:rPr>
-        <w:t>Enter cost : 199</w:t>
-      </w:r>
-    </w:p>
-    <w:p>
-      <w:pPr>
-        <w:shd w:val="clear" w:color="auto" w:fill="1F2937"/>
-      </w:pPr>
-      <w:r>
-        <w:rPr>
-          <w:rFonts w:ascii="Consolas" w:eastAsia="Consolas" w:hAnsi="Consolas" w:cs="Consolas"/>
-          <w:color w:val="E5E7EB"/>
-          <w:sz w:val="19"/>
-          <w:szCs w:val="19"/>
-        </w:rPr>
-        <w:t>Enter cycle monthly or yearly: monthly</w:t>
-      </w:r>
-    </w:p>
-    <w:p>
-      <w:pPr>
-        <w:shd w:val="clear" w:color="auto" w:fill="1F2937"/>
-      </w:pPr>
-      <w:r>
-        <w:rPr>
-          <w:rFonts w:ascii="Consolas" w:eastAsia="Consolas" w:hAnsi="Consolas" w:cs="Consolas"/>
-          <w:color w:val="E5E7EB"/>
-          <w:sz w:val="19"/>
-          <w:szCs w:val="19"/>
-        </w:rPr>
-        <w:t>Enter category  Entertainment, Work: Entertainment</w:t>
-      </w:r>
-    </w:p>
-    <w:p>
-      <w:pPr>
-        <w:shd w:val="clear" w:color="auto" w:fill="1F2937"/>
-      </w:pPr>
-      <w:r>
-        <w:rPr>
-          <w:rFonts w:ascii="Consolas" w:eastAsia="Consolas" w:hAnsi="Consolas" w:cs="Consolas"/>
-          <w:color w:val="E5E7EB"/>
-          <w:sz w:val="19"/>
-          <w:szCs w:val="19"/>
-        </w:rPr>
-        <w:t>Enter renewal date DD-MM-YYYY: 15-10-2026</w:t>
-      </w:r>
-    </w:p>
-    <w:p>
-      <w:pPr>
-        <w:shd w:val="clear" w:color="auto" w:fill="1F2937"/>
-      </w:pPr>
-      <w:r>
-        <w:rPr>
-          <w:rFonts w:ascii="Consolas" w:eastAsia="Consolas" w:hAnsi="Consolas" w:cs="Consolas"/>
-          <w:color w:val="E5E7EB"/>
-          <w:sz w:val="19"/>
-          <w:szCs w:val="19"/>
-        </w:rPr>
-        <w:t xml:space="preserve"> </w:t>
-      </w:r>
-    </w:p>
-    <w:p>
-      <w:pPr>
-        <w:shd w:val="clear" w:color="auto" w:fill="1F2937"/>
-      </w:pPr>
-      <w:r>
-        <w:rPr>
-          <w:rFonts w:ascii="Consolas" w:eastAsia="Consolas" w:hAnsi="Consolas" w:cs="Consolas"/>
-          <w:color w:val="E5E7EB"/>
-          <w:sz w:val="19"/>
-          <w:szCs w:val="19"/>
-        </w:rPr>
-        <w:t>Subscription 'Spotify' added successfully.</w:t>
+        <w:drawing>
+          <wp:inline distT="0" distB="0" distL="0" distR="0" wp14:anchorId="20F054FB" wp14:editId="2DFAEACA">
+            <wp:extent cx="6112510" cy="3867785"/>
+            <wp:effectExtent l="0" t="0" r="2540" b="0"/>
+            <wp:docPr id="1780656241" name="Picture 1"/>
+            <wp:cNvGraphicFramePr>
+              <a:graphicFrameLocks xmlns:a="http://schemas.openxmlformats.org/drawingml/2006/main" noChangeAspect="1"/>
+            </wp:cNvGraphicFramePr>
+            <a:graphic xmlns:a="http://schemas.openxmlformats.org/drawingml/2006/main">
+              <a:graphicData uri="http://schemas.openxmlformats.org/drawingml/2006/picture">
+                <pic:pic xmlns:pic="http://schemas.openxmlformats.org/drawingml/2006/picture">
+                  <pic:nvPicPr>
+                    <pic:cNvPr id="1780656241" name="Picture 1780656241"/>
+                    <pic:cNvPicPr/>
+                  </pic:nvPicPr>
+                  <pic:blipFill>
+                    <a:blip r:embed="rId16" cstate="print">
+                      <a:extLst>
+                        <a:ext uri="{28A0092B-C50C-407E-A947-70E740481C1C}">
+                          <a14:useLocalDpi xmlns:a14="http://schemas.microsoft.com/office/drawing/2010/main" val="0"/>
+                        </a:ext>
+                      </a:extLst>
+                    </a:blip>
+                    <a:stretch>
+                      <a:fillRect/>
+                    </a:stretch>
+                  </pic:blipFill>
+                  <pic:spPr>
+                    <a:xfrm>
+                      <a:off x="0" y="0"/>
+                      <a:ext cx="6112510" cy="3867785"/>
+                    </a:xfrm>
+                    <a:prstGeom prst="rect">
+                      <a:avLst/>
+                    </a:prstGeom>
+                  </pic:spPr>
+                </pic:pic>
+              </a:graphicData>
+            </a:graphic>
+          </wp:inline>
+        </w:drawing>
       </w:r>
     </w:p>
     <w:p>
@@ -5344,7 +5461,6 @@
       </w:pPr>
       <w:bookmarkStart w:id="25" w:name="_Toc241400004"/>
       <w:r>
-        <w:lastRenderedPageBreak/>
         <w:t>12. Testing Approach</w:t>
       </w:r>
       <w:bookmarkEnd w:id="25"/>
@@ -5382,12 +5498,6 @@
         <w:gridCol w:w="2800"/>
       </w:tblGrid>
       <w:tr>
-        <w:tblPrEx>
-          <w:tblCellMar>
-            <w:top w:w="0" w:type="dxa"/>
-            <w:bottom w:w="0" w:type="dxa"/>
-          </w:tblCellMar>
-        </w:tblPrEx>
         <w:trPr>
           <w:tblHeader/>
         </w:trPr>
@@ -5493,12 +5603,6 @@
         </w:tc>
       </w:tr>
       <w:tr>
-        <w:tblPrEx>
-          <w:tblCellMar>
-            <w:top w:w="0" w:type="dxa"/>
-            <w:bottom w:w="0" w:type="dxa"/>
-          </w:tblCellMar>
-        </w:tblPrEx>
         <w:tc>
           <w:tcPr>
             <w:tcW w:w="1100" w:type="dxa"/>
@@ -5593,12 +5697,6 @@
         </w:tc>
       </w:tr>
       <w:tr>
-        <w:tblPrEx>
-          <w:tblCellMar>
-            <w:top w:w="0" w:type="dxa"/>
-            <w:bottom w:w="0" w:type="dxa"/>
-          </w:tblCellMar>
-        </w:tblPrEx>
         <w:tc>
           <w:tcPr>
             <w:tcW w:w="1100" w:type="dxa"/>
@@ -5664,7 +5762,25 @@
                 <w:sz w:val="20"/>
                 <w:szCs w:val="20"/>
               </w:rPr>
-              <w:t>Choose option 2; enter "abc" for cost</w:t>
+              <w:t>Choose option 2; enter "</w:t>
+            </w:r>
+            <w:proofErr w:type="spellStart"/>
+            <w:r>
+              <w:rPr>
+                <w:color w:val="000000"/>
+                <w:sz w:val="20"/>
+                <w:szCs w:val="20"/>
+              </w:rPr>
+              <w:t>abc</w:t>
+            </w:r>
+            <w:proofErr w:type="spellEnd"/>
+            <w:r>
+              <w:rPr>
+                <w:color w:val="000000"/>
+                <w:sz w:val="20"/>
+                <w:szCs w:val="20"/>
+              </w:rPr>
+              <w:t>" for cost</w:t>
             </w:r>
           </w:p>
         </w:tc>
@@ -5693,12 +5809,6 @@
         </w:tc>
       </w:tr>
       <w:tr>
-        <w:tblPrEx>
-          <w:tblCellMar>
-            <w:top w:w="0" w:type="dxa"/>
-            <w:bottom w:w="0" w:type="dxa"/>
-          </w:tblCellMar>
-        </w:tblPrEx>
         <w:tc>
           <w:tcPr>
             <w:tcW w:w="1100" w:type="dxa"/>
@@ -5793,12 +5903,6 @@
         </w:tc>
       </w:tr>
       <w:tr>
-        <w:tblPrEx>
-          <w:tblCellMar>
-            <w:top w:w="0" w:type="dxa"/>
-            <w:bottom w:w="0" w:type="dxa"/>
-          </w:tblCellMar>
-        </w:tblPrEx>
         <w:tc>
           <w:tcPr>
             <w:tcW w:w="1100" w:type="dxa"/>
@@ -5893,12 +5997,6 @@
         </w:tc>
       </w:tr>
       <w:tr>
-        <w:tblPrEx>
-          <w:tblCellMar>
-            <w:top w:w="0" w:type="dxa"/>
-            <w:bottom w:w="0" w:type="dxa"/>
-          </w:tblCellMar>
-        </w:tblPrEx>
         <w:tc>
           <w:tcPr>
             <w:tcW w:w="1100" w:type="dxa"/>
@@ -5993,12 +6091,6 @@
         </w:tc>
       </w:tr>
       <w:tr>
-        <w:tblPrEx>
-          <w:tblCellMar>
-            <w:top w:w="0" w:type="dxa"/>
-            <w:bottom w:w="0" w:type="dxa"/>
-          </w:tblCellMar>
-        </w:tblPrEx>
         <w:tc>
           <w:tcPr>
             <w:tcW w:w="1100" w:type="dxa"/>
@@ -6100,7 +6192,6 @@
       </w:pPr>
       <w:bookmarkStart w:id="26" w:name="_Toc241400005"/>
       <w:r>
-        <w:lastRenderedPageBreak/>
         <w:t>13. Challenges Faced</w:t>
       </w:r>
       <w:bookmarkEnd w:id="26"/>
@@ -6147,7 +6238,20 @@
         <w:t xml:space="preserve"> </w:t>
       </w:r>
       <w:r>
-        <w:t>Arranging subscriptions_data.json in such a way that multiple user data sets can exist in the same file.</w:t>
+        <w:t xml:space="preserve">Arranging </w:t>
+      </w:r>
+      <w:proofErr w:type="spellStart"/>
+      <w:r>
+        <w:t>subscriptions_</w:t>
+      </w:r>
+      <w:proofErr w:type="gramStart"/>
+      <w:r>
+        <w:t>data.json</w:t>
+      </w:r>
+      <w:proofErr w:type="spellEnd"/>
+      <w:proofErr w:type="gramEnd"/>
+      <w:r>
+        <w:t xml:space="preserve"> in such a way that multiple user data sets can exist in the same file.</w:t>
       </w:r>
     </w:p>
     <w:p>
@@ -6172,7 +6276,6 @@
       </w:pPr>
       <w:bookmarkStart w:id="27" w:name="_Toc241400006"/>
       <w:r>
-        <w:lastRenderedPageBreak/>
         <w:t>14. Learnings &amp; Key Takeaways</w:t>
       </w:r>
       <w:bookmarkEnd w:id="27"/>
@@ -6188,7 +6291,15 @@
         <w:t xml:space="preserve"> </w:t>
       </w:r>
       <w:r>
-        <w:t>Hands-on experience with Python’s file manipulation capabilities as well as its json library for local storage persistence.</w:t>
+        <w:t xml:space="preserve">Hands-on experience with Python’s file manipulation capabilities as well as its </w:t>
+      </w:r>
+      <w:proofErr w:type="spellStart"/>
+      <w:r>
+        <w:t>json</w:t>
+      </w:r>
+      <w:proofErr w:type="spellEnd"/>
+      <w:r>
+        <w:t xml:space="preserve"> library for local storage persistence.</w:t>
       </w:r>
     </w:p>
     <w:p>
@@ -6240,11 +6351,7 @@
       </w:pPr>
       <w:bookmarkStart w:id="28" w:name="_Toc241400007"/>
       <w:r>
-        <w:lastRenderedPageBreak/>
-        <w:t>1</w:t>
-      </w:r>
-      <w:r>
-        <w:t>5. Future Enhancements</w:t>
+        <w:t>15. Future Enhancements</w:t>
       </w:r>
       <w:bookmarkEnd w:id="28"/>
     </w:p>
@@ -6315,7 +6422,15 @@
       </w:r>
       <w:r>
         <w:tab/>
-        <w:t>Automatic unit testing of services/subscription_manager.py methods (for instance using pytest).</w:t>
+        <w:t xml:space="preserve">Automatic unit testing of services/subscription_manager.py methods (for instance using </w:t>
+      </w:r>
+      <w:proofErr w:type="spellStart"/>
+      <w:r>
+        <w:t>pytest</w:t>
+      </w:r>
+      <w:proofErr w:type="spellEnd"/>
+      <w:r>
+        <w:t>).</w:t>
       </w:r>
     </w:p>
     <w:p>
@@ -6353,11 +6468,7 @@
       </w:pPr>
       <w:bookmarkStart w:id="29" w:name="_Toc241400008"/>
       <w:r>
-        <w:lastRenderedPageBreak/>
-        <w:t>1</w:t>
-      </w:r>
-      <w:r>
-        <w:t>6. References</w:t>
+        <w:t>16. References</w:t>
       </w:r>
       <w:bookmarkEnd w:id="29"/>
     </w:p>
@@ -6371,7 +6482,15 @@
         <w:spacing w:after="80"/>
       </w:pPr>
       <w:r>
-        <w:t>Python Software Foundation — json module documentation, https://docs.python.org/3/library/json.html</w:t>
+        <w:t xml:space="preserve">Python Software Foundation — </w:t>
+      </w:r>
+      <w:proofErr w:type="spellStart"/>
+      <w:r>
+        <w:t>json</w:t>
+      </w:r>
+      <w:proofErr w:type="spellEnd"/>
+      <w:r>
+        <w:t xml:space="preserve"> module documentation, https://docs.python.org/3/library/json.html</w:t>
       </w:r>
     </w:p>
     <w:p>
@@ -6383,11 +6502,13 @@
         </w:numPr>
         <w:spacing w:after="80"/>
       </w:pPr>
-      <w:r>
-        <w:t>V</w:t>
-      </w:r>
-      <w:r>
-        <w:t>ITyarthi — "Build Your Own Project": General Project Instructions &amp; Submission Guidelines (course-provided PDF).</w:t>
+      <w:proofErr w:type="spellStart"/>
+      <w:r>
+        <w:t>VITyarthi</w:t>
+      </w:r>
+      <w:proofErr w:type="spellEnd"/>
+      <w:r>
+        <w:t xml:space="preserve"> — "Build Your Own Project": General Project Instructions &amp; Submission Guidelines (course-provided PDF).</w:t>
       </w:r>
     </w:p>
     <w:p>
@@ -6404,8 +6525,8 @@
       </w:r>
     </w:p>
     <w:sectPr>
-      <w:headerReference w:type="default" r:id="rId13"/>
-      <w:footerReference w:type="default" r:id="rId14"/>
+      <w:headerReference w:type="default" r:id="rId17"/>
+      <w:footerReference w:type="default" r:id="rId18"/>
       <w:pgSz w:w="11906" w:h="16838"/>
       <w:pgMar w:top="1080" w:right="1080" w:bottom="1080" w:left="1080" w:header="708" w:footer="708" w:gutter="0"/>
       <w:cols w:space="720"/>
@@ -6518,13 +6639,23 @@
     <w:pPr>
       <w:jc w:val="right"/>
     </w:pPr>
+    <w:proofErr w:type="spellStart"/>
     <w:r>
       <w:rPr>
         <w:color w:val="6B7280"/>
         <w:sz w:val="16"/>
         <w:szCs w:val="16"/>
       </w:rPr>
-      <w:t>SubTrack – Project Report</w:t>
+      <w:t>SubTrack</w:t>
+    </w:r>
+    <w:proofErr w:type="spellEnd"/>
+    <w:r>
+      <w:rPr>
+        <w:color w:val="6B7280"/>
+        <w:sz w:val="16"/>
+        <w:szCs w:val="16"/>
+      </w:rPr>
+      <w:t xml:space="preserve"> – Project Report</w:t>
     </w:r>
   </w:p>
 </w:hdr>

--- a/SubTrack_Project_Report (1).docx
+++ b/SubTrack_Project_Report (1).docx
@@ -11,7 +11,6 @@
       <w:pPr>
         <w:jc w:val="center"/>
       </w:pPr>
-      <w:proofErr w:type="spellStart"/>
       <w:r>
         <w:rPr>
           <w:b/>
@@ -22,7 +21,6 @@
         </w:rPr>
         <w:t>SubTrack</w:t>
       </w:r>
-      <w:proofErr w:type="spellEnd"/>
     </w:p>
     <w:p>
       <w:pPr>
@@ -152,15 +150,8 @@
             <w:tcW w:w="3600" w:type="dxa"/>
           </w:tcPr>
           <w:p>
-            <w:proofErr w:type="spellStart"/>
-            <w:proofErr w:type="gramStart"/>
-            <w:r>
-              <w:t>B.Tech</w:t>
-            </w:r>
-            <w:proofErr w:type="spellEnd"/>
-            <w:proofErr w:type="gramEnd"/>
-            <w:r>
-              <w:t xml:space="preserve"> Computer Science and Engineering (Core)</w:t>
+            <w:r>
+              <w:t>B.Tech Computer Science and Engineering (Core)</w:t>
             </w:r>
           </w:p>
         </w:tc>
@@ -280,7 +271,7 @@
           </w:tcPr>
           <w:p>
             <w:r>
-              <w:t>30</w:t>
+              <w:t>29</w:t>
             </w:r>
             <w:r>
               <w:t>-</w:t>
@@ -2204,13 +2195,8 @@
         <w:spacing w:after="160"/>
         <w:jc w:val="both"/>
       </w:pPr>
-      <w:proofErr w:type="spellStart"/>
-      <w:r>
-        <w:t>SubTrack</w:t>
-      </w:r>
-      <w:proofErr w:type="spellEnd"/>
-      <w:r>
-        <w:t xml:space="preserve"> is a Python console application that provides a solution to this problem either for an individual or a group of individuals using the same computer. With this application, a user can add, remove, and view their subscriptions and get to know the total cost incurred every month and year. The data is stored locally within a JSON file without relying on any external database server or Internet connectivity.</w:t>
+      <w:r>
+        <w:t>SubTrack is a Python console application that provides a solution to this problem either for an individual or a group of individuals using the same computer. With this application, a user can add, remove, and view their subscriptions and get to know the total cost incurred every month and year. The data is stored locally within a JSON file without relying on any external database server or Internet connectivity.</w:t>
       </w:r>
     </w:p>
     <w:p>
@@ -2219,15 +2205,7 @@
         <w:jc w:val="both"/>
       </w:pPr>
       <w:r>
-        <w:t xml:space="preserve">This report discusses the objectives, requirements, design, implementation, and evaluation of the </w:t>
-      </w:r>
-      <w:proofErr w:type="spellStart"/>
-      <w:r>
-        <w:t>SubTrack</w:t>
-      </w:r>
-      <w:proofErr w:type="spellEnd"/>
-      <w:r>
-        <w:t xml:space="preserve"> project that was created as part of the "Build Your Own Project" assignment of the Python Essentials module of VIT Bhopal.</w:t>
+        <w:t>This report discusses the objectives, requirements, design, implementation, and evaluation of the SubTrack project that was created as part of the "Build Your Own Project" assignment of the Python Essentials module of VIT Bhopal.</w:t>
       </w:r>
     </w:p>
     <w:p>
@@ -2247,15 +2225,7 @@
         <w:jc w:val="both"/>
       </w:pPr>
       <w:r>
-        <w:t xml:space="preserve">People usually subscribe to more than one recurring </w:t>
-      </w:r>
-      <w:proofErr w:type="gramStart"/>
-      <w:r>
-        <w:t>subscriptions</w:t>
-      </w:r>
-      <w:proofErr w:type="gramEnd"/>
-      <w:r>
-        <w:t>, which could include things like streaming services, online storage, and other software and fail to keep track of all of those. It becomes hard to notice when a subscription needs to be renewed or when a person stops using the service anymore.</w:t>
+        <w:t>People usually subscribe to more than one recurring subscriptions, which could include things like streaming services, online storage, and other software and fail to keep track of all of those. It becomes hard to notice when a subscription needs to be renewed or when a person stops using the service anymore.</w:t>
       </w:r>
     </w:p>
     <w:p>
@@ -2277,23 +2247,13 @@
           <w:color w:val="0D0D0D" w:themeColor="text1" w:themeTint="F2"/>
         </w:rPr>
       </w:pPr>
-      <w:proofErr w:type="spellStart"/>
       <w:r>
         <w:rPr>
           <w:b w:val="0"/>
           <w:bCs w:val="0"/>
           <w:color w:val="0D0D0D" w:themeColor="text1" w:themeTint="F2"/>
         </w:rPr>
-        <w:t>Subtrack</w:t>
-      </w:r>
-      <w:proofErr w:type="spellEnd"/>
-      <w:r>
-        <w:rPr>
-          <w:b w:val="0"/>
-          <w:bCs w:val="0"/>
-          <w:color w:val="0D0D0D" w:themeColor="text1" w:themeTint="F2"/>
-        </w:rPr>
-        <w:t xml:space="preserve"> is a command-line Python program that helps a user manage his/her subscriptions in one place by adding, viewing, and deleting them and calculating the total monthly and annual cost of them. This program stores all information locally using a JSON file; thus, there is no database needed at all.</w:t>
+        <w:t>Subtrack is a command-line Python program that helps a user manage his/her subscriptions in one place by adding, viewing, and deleting them and calculating the total monthly and annual cost of them. This program stores all information locally using a JSON file; thus, there is no database needed at all.</w:t>
       </w:r>
     </w:p>
     <w:p>
@@ -2353,15 +2313,7 @@
         <w:jc w:val="both"/>
       </w:pPr>
       <w:r>
-        <w:t xml:space="preserve">Based on the above problem statement, </w:t>
-      </w:r>
-      <w:proofErr w:type="spellStart"/>
-      <w:r>
-        <w:t>SubTrack</w:t>
-      </w:r>
-      <w:proofErr w:type="spellEnd"/>
-      <w:r>
-        <w:t xml:space="preserve"> was created with the below goals in mind:</w:t>
+        <w:t>Based on the above problem statement, SubTrack was created with the below goals in mind:</w:t>
       </w:r>
     </w:p>
     <w:p>
@@ -2445,13 +2397,8 @@
         <w:spacing w:after="160"/>
         <w:jc w:val="both"/>
       </w:pPr>
-      <w:proofErr w:type="spellStart"/>
-      <w:r>
-        <w:t>SubTrack</w:t>
-      </w:r>
-      <w:proofErr w:type="spellEnd"/>
-      <w:r>
-        <w:t xml:space="preserve"> is organized into three major functional modules, each with a clear input/output structure:</w:t>
+      <w:r>
+        <w:t>SubTrack is organized into three major functional modules, each with a clear input/output structure:</w:t>
       </w:r>
     </w:p>
     <w:p>
@@ -2547,15 +2494,7 @@
         <w:spacing w:after="80"/>
       </w:pPr>
       <w:r>
-        <w:t>● The user needs to be identified through his/her username while initializing the app (</w:t>
-      </w:r>
-      <w:proofErr w:type="spellStart"/>
-      <w:r>
-        <w:t>initialize_app</w:t>
-      </w:r>
-      <w:proofErr w:type="spellEnd"/>
-      <w:r>
-        <w:t>).</w:t>
+        <w:t>● The user needs to be identified through his/her username while initializing the app (initialize_app).</w:t>
       </w:r>
     </w:p>
     <w:p>
@@ -2563,20 +2502,7 @@
         <w:spacing w:after="80"/>
       </w:pPr>
       <w:r>
-        <w:t xml:space="preserve">● If there is any subscription data available for the user in </w:t>
-      </w:r>
-      <w:proofErr w:type="spellStart"/>
-      <w:r>
-        <w:t>subscriptions_</w:t>
-      </w:r>
-      <w:proofErr w:type="gramStart"/>
-      <w:r>
-        <w:t>data.json</w:t>
-      </w:r>
-      <w:proofErr w:type="spellEnd"/>
-      <w:proofErr w:type="gramEnd"/>
-      <w:r>
-        <w:t xml:space="preserve"> then load it, otherwise create a new profile.</w:t>
+        <w:t>● If there is any subscription data available for the user in subscriptions_data.json then load it, otherwise create a new profile.</w:t>
       </w:r>
     </w:p>
     <w:p>
@@ -2603,15 +2529,7 @@
         <w:jc w:val="both"/>
       </w:pPr>
       <w:r>
-        <w:t xml:space="preserve">The user controls </w:t>
-      </w:r>
-      <w:proofErr w:type="spellStart"/>
-      <w:r>
-        <w:t>SubTrack</w:t>
-      </w:r>
-      <w:proofErr w:type="spellEnd"/>
-      <w:r>
-        <w:t xml:space="preserve"> using a numbered text menu system that consists of View, Add, Delete, Financial Summary, and Exit. When any one of the options is chosen from the menu, the functionality is performed by the business logic that either reads or writes the user's record from or into the JSON-based database.</w:t>
+        <w:t>The user controls SubTrack using a numbered text menu system that consists of View, Add, Delete, Financial Summary, and Exit. When any one of the options is chosen from the menu, the functionality is performed by the business logic that either reads or writes the user's record from or into the JSON-based database.</w:t>
       </w:r>
     </w:p>
     <w:p>
@@ -2696,29 +2614,7 @@
                 <w:sz w:val="20"/>
                 <w:szCs w:val="20"/>
               </w:rPr>
-              <w:t xml:space="preserve">How </w:t>
-            </w:r>
-            <w:proofErr w:type="spellStart"/>
-            <w:r>
-              <w:rPr>
-                <w:b/>
-                <w:bCs/>
-                <w:color w:val="FFFFFF"/>
-                <w:sz w:val="20"/>
-                <w:szCs w:val="20"/>
-              </w:rPr>
-              <w:t>SubTrack</w:t>
-            </w:r>
-            <w:proofErr w:type="spellEnd"/>
-            <w:r>
-              <w:rPr>
-                <w:b/>
-                <w:bCs/>
-                <w:color w:val="FFFFFF"/>
-                <w:sz w:val="20"/>
-                <w:szCs w:val="20"/>
-              </w:rPr>
-              <w:t xml:space="preserve"> Addresses It</w:t>
+              <w:t>How SubTrack Addresses It</w:t>
             </w:r>
           </w:p>
         </w:tc>
@@ -3006,43 +2902,7 @@
                 <w:sz w:val="20"/>
                 <w:szCs w:val="20"/>
               </w:rPr>
-              <w:t xml:space="preserve">The application relies solely on Python's built-in </w:t>
-            </w:r>
-            <w:proofErr w:type="spellStart"/>
-            <w:r>
-              <w:rPr>
-                <w:color w:val="000000"/>
-                <w:sz w:val="20"/>
-                <w:szCs w:val="20"/>
-              </w:rPr>
-              <w:t>json</w:t>
-            </w:r>
-            <w:proofErr w:type="spellEnd"/>
-            <w:r>
-              <w:rPr>
-                <w:color w:val="000000"/>
-                <w:sz w:val="20"/>
-                <w:szCs w:val="20"/>
-              </w:rPr>
-              <w:t xml:space="preserve"> and </w:t>
-            </w:r>
-            <w:proofErr w:type="spellStart"/>
-            <w:r>
-              <w:rPr>
-                <w:color w:val="000000"/>
-                <w:sz w:val="20"/>
-                <w:szCs w:val="20"/>
-              </w:rPr>
-              <w:t>os</w:t>
-            </w:r>
-            <w:proofErr w:type="spellEnd"/>
-            <w:r>
-              <w:rPr>
-                <w:color w:val="000000"/>
-                <w:sz w:val="20"/>
-                <w:szCs w:val="20"/>
-              </w:rPr>
-              <w:t xml:space="preserve"> modules, keeping the dependency footprint and memory usage minimal.</w:t>
+              <w:t>The application relies solely on Python's built-in json and os modules, keeping the dependency footprint and memory usage minimal.</w:t>
             </w:r>
           </w:p>
         </w:tc>
@@ -3065,15 +2925,7 @@
         <w:jc w:val="both"/>
       </w:pPr>
       <w:r>
-        <w:t xml:space="preserve">The </w:t>
-      </w:r>
-      <w:proofErr w:type="spellStart"/>
-      <w:r>
-        <w:t>SubTrack</w:t>
-      </w:r>
-      <w:proofErr w:type="spellEnd"/>
-      <w:r>
-        <w:t xml:space="preserve"> uses a straightforward three-layer architecture, which decouples the way the user interacts with the application from the processing and storing of the subscription data.</w:t>
+        <w:t>The SubTrack uses a straightforward three-layer architecture, which decouples the way the user interacts with the application from the processing and storing of the subscription data.</w:t>
       </w:r>
     </w:p>
     <w:p>
@@ -3138,29 +2990,7 @@
           <w:sz w:val="20"/>
           <w:szCs w:val="20"/>
         </w:rPr>
-        <w:t xml:space="preserve">Figure 1: Layered system architecture of </w:t>
-      </w:r>
-      <w:proofErr w:type="spellStart"/>
-      <w:r>
-        <w:rPr>
-          <w:i/>
-          <w:iCs/>
-          <w:color w:val="6B7280"/>
-          <w:sz w:val="20"/>
-          <w:szCs w:val="20"/>
-        </w:rPr>
-        <w:t>SubTrack</w:t>
-      </w:r>
-      <w:proofErr w:type="spellEnd"/>
-      <w:r>
-        <w:rPr>
-          <w:i/>
-          <w:iCs/>
-          <w:color w:val="6B7280"/>
-          <w:sz w:val="20"/>
-          <w:szCs w:val="20"/>
-        </w:rPr>
-        <w:t>.</w:t>
+        <w:t>Figure 1: Layered system architecture of SubTrack.</w:t>
       </w:r>
     </w:p>
     <w:p>
@@ -3220,87 +3050,7 @@
         <w:ind w:left="720"/>
       </w:pPr>
       <w:r>
-        <w:t xml:space="preserve">- Contains all functions like </w:t>
-      </w:r>
-      <w:proofErr w:type="spellStart"/>
-      <w:r>
-        <w:t>initialize_</w:t>
-      </w:r>
-      <w:proofErr w:type="gramStart"/>
-      <w:r>
-        <w:t>app</w:t>
-      </w:r>
-      <w:proofErr w:type="spellEnd"/>
-      <w:r>
-        <w:t>(</w:t>
-      </w:r>
-      <w:proofErr w:type="gramEnd"/>
-      <w:r>
-        <w:t xml:space="preserve">), </w:t>
-      </w:r>
-      <w:proofErr w:type="spellStart"/>
-      <w:r>
-        <w:t>add_new_</w:t>
-      </w:r>
-      <w:proofErr w:type="gramStart"/>
-      <w:r>
-        <w:t>subscription</w:t>
-      </w:r>
-      <w:proofErr w:type="spellEnd"/>
-      <w:r>
-        <w:t>(</w:t>
-      </w:r>
-      <w:proofErr w:type="gramEnd"/>
-      <w:r>
-        <w:t xml:space="preserve">), </w:t>
-      </w:r>
-      <w:proofErr w:type="spellStart"/>
-      <w:r>
-        <w:t>view_</w:t>
-      </w:r>
-      <w:proofErr w:type="gramStart"/>
-      <w:r>
-        <w:t>subscriptions</w:t>
-      </w:r>
-      <w:proofErr w:type="spellEnd"/>
-      <w:r>
-        <w:t>(</w:t>
-      </w:r>
-      <w:proofErr w:type="gramEnd"/>
-      <w:r>
-        <w:t xml:space="preserve">), </w:t>
-      </w:r>
-      <w:proofErr w:type="spellStart"/>
-      <w:r>
-        <w:t>delete_</w:t>
-      </w:r>
-      <w:proofErr w:type="gramStart"/>
-      <w:r>
-        <w:t>subscription</w:t>
-      </w:r>
-      <w:proofErr w:type="spellEnd"/>
-      <w:r>
-        <w:t>(</w:t>
-      </w:r>
-      <w:proofErr w:type="gramEnd"/>
-      <w:r>
-        <w:t xml:space="preserve">) and </w:t>
-      </w:r>
-      <w:proofErr w:type="spellStart"/>
-      <w:r>
-        <w:t>calculate_total_</w:t>
-      </w:r>
-      <w:proofErr w:type="gramStart"/>
-      <w:r>
-        <w:t>expenses</w:t>
-      </w:r>
-      <w:proofErr w:type="spellEnd"/>
-      <w:r>
-        <w:t>(</w:t>
-      </w:r>
-      <w:proofErr w:type="gramEnd"/>
-      <w:r>
-        <w:t>).</w:t>
+        <w:t>- Contains all functions like initialize_app(), add_new_subscription(), view_subscriptions(), delete_subscription() and calculate_total_expenses().</w:t>
       </w:r>
     </w:p>
     <w:p>
@@ -3310,20 +3060,7 @@
         <w:ind w:left="720"/>
       </w:pPr>
       <w:r>
-        <w:t>Data Storage Layer (</w:t>
-      </w:r>
-      <w:proofErr w:type="spellStart"/>
-      <w:r>
-        <w:t>subscriptions_</w:t>
-      </w:r>
-      <w:proofErr w:type="gramStart"/>
-      <w:r>
-        <w:t>data.json</w:t>
-      </w:r>
-      <w:proofErr w:type="spellEnd"/>
-      <w:proofErr w:type="gramEnd"/>
-      <w:r>
-        <w:t>)</w:t>
+        <w:t>Data Storage Layer (subscriptions_data.json)</w:t>
       </w:r>
     </w:p>
     <w:p>
@@ -3513,15 +3250,7 @@
         <w:jc w:val="both"/>
       </w:pPr>
       <w:r>
-        <w:t xml:space="preserve">The </w:t>
-      </w:r>
-      <w:proofErr w:type="spellStart"/>
-      <w:r>
-        <w:t>SubTrack</w:t>
-      </w:r>
-      <w:proofErr w:type="spellEnd"/>
-      <w:r>
-        <w:t xml:space="preserve"> system is built using just functions and not classes, hence the use of a component diagram to demonstrate the dependencies between the main.py, subscription_manager.py, and the JSON file as opposed to a class diagram.</w:t>
+        <w:t>The SubTrack system is built using just functions and not classes, hence the use of a component diagram to demonstrate the dependencies between the main.py, subscription_manager.py, and the JSON file as opposed to a class diagram.</w:t>
       </w:r>
     </w:p>
     <w:p>
@@ -3687,15 +3416,7 @@
         <w:t xml:space="preserve">ER Diagram: </w:t>
       </w:r>
       <w:r>
-        <w:t xml:space="preserve">Not applicable. </w:t>
-      </w:r>
-      <w:proofErr w:type="spellStart"/>
-      <w:r>
-        <w:t>SubTrack</w:t>
-      </w:r>
-      <w:proofErr w:type="spellEnd"/>
-      <w:r>
-        <w:t xml:space="preserve"> uses JSON files to store information instead of relational databases, so no additional tables and foreign keys are required to represent the database structure using an ERD. The “database schema” is the nesting of information in a single JSON file</w:t>
+        <w:t>Not applicable. SubTrack uses JSON files to store information instead of relational databases, so no additional tables and foreign keys are required to represent the database structure using an ERD. The “database schema” is the nesting of information in a single JSON file</w:t>
       </w:r>
       <w:r>
         <w:rPr>
@@ -3783,41 +3504,7 @@
           <w:sz w:val="20"/>
           <w:szCs w:val="20"/>
         </w:rPr>
-        <w:t xml:space="preserve">Figure 6: Structure of </w:t>
-      </w:r>
-      <w:proofErr w:type="spellStart"/>
-      <w:r>
-        <w:rPr>
-          <w:i/>
-          <w:iCs/>
-          <w:color w:val="6B7280"/>
-          <w:sz w:val="20"/>
-          <w:szCs w:val="20"/>
-        </w:rPr>
-        <w:t>subscriptions_</w:t>
-      </w:r>
-      <w:proofErr w:type="gramStart"/>
-      <w:r>
-        <w:rPr>
-          <w:i/>
-          <w:iCs/>
-          <w:color w:val="6B7280"/>
-          <w:sz w:val="20"/>
-          <w:szCs w:val="20"/>
-        </w:rPr>
-        <w:t>data.json</w:t>
-      </w:r>
-      <w:proofErr w:type="spellEnd"/>
-      <w:proofErr w:type="gramEnd"/>
-      <w:r>
-        <w:rPr>
-          <w:i/>
-          <w:iCs/>
-          <w:color w:val="6B7280"/>
-          <w:sz w:val="20"/>
-          <w:szCs w:val="20"/>
-        </w:rPr>
-        <w:t>.</w:t>
+        <w:t>Figure 6: Structure of subscriptions_data.json.</w:t>
       </w:r>
     </w:p>
     <w:tbl>
@@ -4362,7 +4049,6 @@
             <w:vAlign w:val="center"/>
           </w:tcPr>
           <w:p>
-            <w:proofErr w:type="spellStart"/>
             <w:r>
               <w:rPr>
                 <w:color w:val="000000"/>
@@ -4371,7 +4057,6 @@
               </w:rPr>
               <w:t>renewal_date</w:t>
             </w:r>
-            <w:proofErr w:type="spellEnd"/>
           </w:p>
         </w:tc>
         <w:tc>
@@ -4454,15 +4139,7 @@
         <w:spacing w:after="80"/>
       </w:pPr>
       <w:r>
-        <w:t xml:space="preserve">● Migration of business logic to services/subscription_manager.py: having the I/O and the menu-related code in main.py and the business logic in another file allows better modularity, testing, and </w:t>
-      </w:r>
-      <w:proofErr w:type="spellStart"/>
-      <w:r>
-        <w:t>extendability</w:t>
-      </w:r>
-      <w:proofErr w:type="spellEnd"/>
-      <w:r>
-        <w:t xml:space="preserve"> of the code (such as if we want to implement searching functionality at a later stage).</w:t>
+        <w:t>● Migration of business logic to services/subscription_manager.py: having the I/O and the menu-related code in main.py and the business logic in another file allows better modularity, testing, and extendability of the code (such as if we want to implement searching functionality at a later stage).</w:t>
       </w:r>
     </w:p>
     <w:p>
@@ -4478,15 +4155,7 @@
         <w:spacing w:after="80"/>
       </w:pPr>
       <w:r>
-        <w:t xml:space="preserve">● Defensive parsing of input parameters: cost is parsed inside a try/except </w:t>
-      </w:r>
-      <w:proofErr w:type="spellStart"/>
-      <w:r>
-        <w:t>ValueError</w:t>
-      </w:r>
-      <w:proofErr w:type="spellEnd"/>
-      <w:r>
-        <w:t xml:space="preserve"> structure in main.py in order to gracefully handle invalid non-numeric entries and prompt the menu again.</w:t>
+        <w:t>● Defensive parsing of input parameters: cost is parsed inside a try/except ValueError structure in main.py in order to gracefully handle invalid non-numeric entries and prompt the menu again.</w:t>
       </w:r>
     </w:p>
     <w:p>
@@ -4506,15 +4175,7 @@
         <w:jc w:val="both"/>
       </w:pPr>
       <w:r>
-        <w:t xml:space="preserve">The starting point, main.py, asks the user for his name and passes his name to </w:t>
-      </w:r>
-      <w:proofErr w:type="spellStart"/>
-      <w:r>
-        <w:t>initialize_app</w:t>
-      </w:r>
-      <w:proofErr w:type="spellEnd"/>
-      <w:r>
-        <w:t>(name). It then proceeds into an infinite loop that displays a menu of options and calls the appropriate function in the services/subscription_manager.py file based on the user’s choice.</w:t>
+        <w:t>The starting point, main.py, asks the user for his name and passes his name to initialize_app(name). It then proceeds into an infinite loop that displays a menu of options and calls the appropriate function in the services/subscription_manager.py file based on the user’s choice.</w:t>
       </w:r>
     </w:p>
     <w:tbl>
@@ -4635,23 +4296,13 @@
             <w:vAlign w:val="center"/>
           </w:tcPr>
           <w:p>
-            <w:proofErr w:type="spellStart"/>
             <w:r>
               <w:rPr>
                 <w:color w:val="000000"/>
                 <w:sz w:val="20"/>
                 <w:szCs w:val="20"/>
               </w:rPr>
-              <w:t>initialize_app</w:t>
-            </w:r>
-            <w:proofErr w:type="spellEnd"/>
-            <w:r>
-              <w:rPr>
-                <w:color w:val="000000"/>
-                <w:sz w:val="20"/>
-                <w:szCs w:val="20"/>
-              </w:rPr>
-              <w:t>(username)</w:t>
+              <w:t>initialize_app(username)</w:t>
             </w:r>
           </w:p>
         </w:tc>
@@ -4668,23 +4319,13 @@
             <w:vAlign w:val="center"/>
           </w:tcPr>
           <w:p>
-            <w:proofErr w:type="gramStart"/>
             <w:r>
               <w:rPr>
                 <w:color w:val="000000"/>
                 <w:sz w:val="20"/>
                 <w:szCs w:val="20"/>
               </w:rPr>
-              <w:t>main(</w:t>
-            </w:r>
-            <w:proofErr w:type="gramEnd"/>
-            <w:r>
-              <w:rPr>
-                <w:color w:val="000000"/>
-                <w:sz w:val="20"/>
-                <w:szCs w:val="20"/>
-              </w:rPr>
-              <w:t>) at start-up</w:t>
+              <w:t>main() at start-up</w:t>
             </w:r>
           </w:p>
         </w:tc>
@@ -4726,23 +4367,13 @@
             <w:vAlign w:val="center"/>
           </w:tcPr>
           <w:p>
-            <w:proofErr w:type="spellStart"/>
             <w:r>
               <w:rPr>
                 <w:color w:val="000000"/>
                 <w:sz w:val="20"/>
                 <w:szCs w:val="20"/>
               </w:rPr>
-              <w:t>view_subscriptions</w:t>
-            </w:r>
-            <w:proofErr w:type="spellEnd"/>
-            <w:r>
-              <w:rPr>
-                <w:color w:val="000000"/>
-                <w:sz w:val="20"/>
-                <w:szCs w:val="20"/>
-              </w:rPr>
-              <w:t>(user)</w:t>
+              <w:t>view_subscriptions(user)</w:t>
             </w:r>
           </w:p>
         </w:tc>
@@ -4807,59 +4438,13 @@
             <w:vAlign w:val="center"/>
           </w:tcPr>
           <w:p>
-            <w:proofErr w:type="spellStart"/>
             <w:r>
               <w:rPr>
                 <w:color w:val="000000"/>
                 <w:sz w:val="20"/>
                 <w:szCs w:val="20"/>
               </w:rPr>
-              <w:t>add_new_</w:t>
-            </w:r>
-            <w:proofErr w:type="gramStart"/>
-            <w:r>
-              <w:rPr>
-                <w:color w:val="000000"/>
-                <w:sz w:val="20"/>
-                <w:szCs w:val="20"/>
-              </w:rPr>
-              <w:t>subscription</w:t>
-            </w:r>
-            <w:proofErr w:type="spellEnd"/>
-            <w:r>
-              <w:rPr>
-                <w:color w:val="000000"/>
-                <w:sz w:val="20"/>
-                <w:szCs w:val="20"/>
-              </w:rPr>
-              <w:t>(</w:t>
-            </w:r>
-            <w:proofErr w:type="gramEnd"/>
-            <w:r>
-              <w:rPr>
-                <w:color w:val="000000"/>
-                <w:sz w:val="20"/>
-                <w:szCs w:val="20"/>
-              </w:rPr>
-              <w:t xml:space="preserve">user, name, cost, cycle, category, </w:t>
-            </w:r>
-            <w:proofErr w:type="spellStart"/>
-            <w:r>
-              <w:rPr>
-                <w:color w:val="000000"/>
-                <w:sz w:val="20"/>
-                <w:szCs w:val="20"/>
-              </w:rPr>
-              <w:t>renewal_date</w:t>
-            </w:r>
-            <w:proofErr w:type="spellEnd"/>
-            <w:r>
-              <w:rPr>
-                <w:color w:val="000000"/>
-                <w:sz w:val="20"/>
-                <w:szCs w:val="20"/>
-              </w:rPr>
-              <w:t>)</w:t>
+              <w:t>add_new_subscription(user, name, cost, cycle, category, renewal_date)</w:t>
             </w:r>
           </w:p>
         </w:tc>
@@ -4924,41 +4509,13 @@
             <w:vAlign w:val="center"/>
           </w:tcPr>
           <w:p>
-            <w:proofErr w:type="spellStart"/>
             <w:r>
               <w:rPr>
                 <w:color w:val="000000"/>
                 <w:sz w:val="20"/>
                 <w:szCs w:val="20"/>
               </w:rPr>
-              <w:t>delete_</w:t>
-            </w:r>
-            <w:proofErr w:type="gramStart"/>
-            <w:r>
-              <w:rPr>
-                <w:color w:val="000000"/>
-                <w:sz w:val="20"/>
-                <w:szCs w:val="20"/>
-              </w:rPr>
-              <w:t>subscription</w:t>
-            </w:r>
-            <w:proofErr w:type="spellEnd"/>
-            <w:r>
-              <w:rPr>
-                <w:color w:val="000000"/>
-                <w:sz w:val="20"/>
-                <w:szCs w:val="20"/>
-              </w:rPr>
-              <w:t>(</w:t>
-            </w:r>
-            <w:proofErr w:type="gramEnd"/>
-            <w:r>
-              <w:rPr>
-                <w:color w:val="000000"/>
-                <w:sz w:val="20"/>
-                <w:szCs w:val="20"/>
-              </w:rPr>
-              <w:t>user, name)</w:t>
+              <w:t>delete_subscription(user, name)</w:t>
             </w:r>
           </w:p>
         </w:tc>
@@ -5023,23 +4580,13 @@
             <w:vAlign w:val="center"/>
           </w:tcPr>
           <w:p>
-            <w:proofErr w:type="spellStart"/>
             <w:r>
               <w:rPr>
                 <w:color w:val="000000"/>
                 <w:sz w:val="20"/>
                 <w:szCs w:val="20"/>
               </w:rPr>
-              <w:t>calculate_total_expenses</w:t>
-            </w:r>
-            <w:proofErr w:type="spellEnd"/>
-            <w:r>
-              <w:rPr>
-                <w:color w:val="000000"/>
-                <w:sz w:val="20"/>
-                <w:szCs w:val="20"/>
-              </w:rPr>
-              <w:t>(user)</w:t>
+              <w:t>calculate_total_expenses(user)</w:t>
             </w:r>
           </w:p>
         </w:tc>
@@ -5100,31 +4647,7 @@
         <w:br w:type="textWrapping" w:clear="all"/>
       </w:r>
       <w:r>
-        <w:t xml:space="preserve">main.py itself includes rudimentary input validation, whereby the cost value that is provided during the addition of a new subscription is read using </w:t>
-      </w:r>
-      <w:proofErr w:type="gramStart"/>
-      <w:r>
-        <w:t>float(</w:t>
-      </w:r>
-      <w:proofErr w:type="gramEnd"/>
-      <w:r>
-        <w:t xml:space="preserve">), wrapped in a try/except block catching </w:t>
-      </w:r>
-      <w:proofErr w:type="spellStart"/>
-      <w:r>
-        <w:t>ValueError</w:t>
-      </w:r>
-      <w:proofErr w:type="spellEnd"/>
-      <w:r>
-        <w:t>, which will ensure that an invalid input (e.g., “</w:t>
-      </w:r>
-      <w:proofErr w:type="spellStart"/>
-      <w:r>
-        <w:t>abc</w:t>
-      </w:r>
-      <w:proofErr w:type="spellEnd"/>
-      <w:r>
-        <w:t>”) will be recognized and an appropriate message displayed without stopping the loop.</w:t>
+        <w:t>main.py itself includes rudimentary input validation, whereby the cost value that is provided during the addition of a new subscription is read using float(), wrapped in a try/except block catching ValueError, which will ensure that an invalid input (e.g., “abc”) will be recognized and an appropriate message displayed without stopping the loop.</w:t>
       </w:r>
     </w:p>
     <w:p>
@@ -5133,36 +4656,7 @@
         <w:jc w:val="both"/>
       </w:pPr>
       <w:r>
-        <w:t xml:space="preserve">Technologies used: Python 3.x; built-in </w:t>
-      </w:r>
-      <w:proofErr w:type="spellStart"/>
-      <w:r>
-        <w:t>json</w:t>
-      </w:r>
-      <w:proofErr w:type="spellEnd"/>
-      <w:r>
-        <w:t xml:space="preserve"> and </w:t>
-      </w:r>
-      <w:proofErr w:type="spellStart"/>
-      <w:r>
-        <w:t>os</w:t>
-      </w:r>
-      <w:proofErr w:type="spellEnd"/>
-      <w:r>
-        <w:t xml:space="preserve"> libraries for reading and writing </w:t>
-      </w:r>
-      <w:proofErr w:type="spellStart"/>
-      <w:r>
-        <w:t>subscriptions_</w:t>
-      </w:r>
-      <w:proofErr w:type="gramStart"/>
-      <w:r>
-        <w:t>data.json</w:t>
-      </w:r>
-      <w:proofErr w:type="spellEnd"/>
-      <w:proofErr w:type="gramEnd"/>
-      <w:r>
-        <w:t>; Git and GitHub for version control. The project does not require any external libraries to be installed.</w:t>
+        <w:t>Technologies used: Python 3.x; built-in json and os libraries for reading and writing subscriptions_data.json; Git and GitHub for version control. The project does not require any external libraries to be installed.</w:t>
       </w:r>
     </w:p>
     <w:p>
@@ -5182,20 +4676,7 @@
         <w:jc w:val="both"/>
       </w:pPr>
       <w:r>
-        <w:t xml:space="preserve">The sample CLI transcripts below illustrate the expected interaction, based on the sample data shipped in </w:t>
-      </w:r>
-      <w:proofErr w:type="spellStart"/>
-      <w:r>
-        <w:t>subscriptions_</w:t>
-      </w:r>
-      <w:proofErr w:type="gramStart"/>
-      <w:r>
-        <w:t>data.json</w:t>
-      </w:r>
-      <w:proofErr w:type="spellEnd"/>
-      <w:proofErr w:type="gramEnd"/>
-      <w:r>
-        <w:t xml:space="preserve">. </w:t>
+        <w:t xml:space="preserve">The sample CLI transcripts below illustrate the expected interaction, based on the sample data shipped in subscriptions_data.json. </w:t>
       </w:r>
     </w:p>
     <w:p>
@@ -5326,15 +4807,7 @@
       </w:pPr>
       <w:bookmarkStart w:id="24" w:name="_Toc241400003"/>
       <w:r>
-        <w:t xml:space="preserve">11.3 Deleting </w:t>
-      </w:r>
-      <w:proofErr w:type="gramStart"/>
-      <w:r>
-        <w:t>an</w:t>
-      </w:r>
-      <w:proofErr w:type="gramEnd"/>
-      <w:r>
-        <w:t xml:space="preserve"> subscription</w:t>
+        <w:t>11.3 Deleting an subscription</w:t>
       </w:r>
     </w:p>
     <w:p>
@@ -5762,25 +5235,7 @@
                 <w:sz w:val="20"/>
                 <w:szCs w:val="20"/>
               </w:rPr>
-              <w:t>Choose option 2; enter "</w:t>
-            </w:r>
-            <w:proofErr w:type="spellStart"/>
-            <w:r>
-              <w:rPr>
-                <w:color w:val="000000"/>
-                <w:sz w:val="20"/>
-                <w:szCs w:val="20"/>
-              </w:rPr>
-              <w:t>abc</w:t>
-            </w:r>
-            <w:proofErr w:type="spellEnd"/>
-            <w:r>
-              <w:rPr>
-                <w:color w:val="000000"/>
-                <w:sz w:val="20"/>
-                <w:szCs w:val="20"/>
-              </w:rPr>
-              <w:t>" for cost</w:t>
+              <w:t>Choose option 2; enter "abc" for cost</w:t>
             </w:r>
           </w:p>
         </w:tc>
@@ -6238,20 +5693,7 @@
         <w:t xml:space="preserve"> </w:t>
       </w:r>
       <w:r>
-        <w:t xml:space="preserve">Arranging </w:t>
-      </w:r>
-      <w:proofErr w:type="spellStart"/>
-      <w:r>
-        <w:t>subscriptions_</w:t>
-      </w:r>
-      <w:proofErr w:type="gramStart"/>
-      <w:r>
-        <w:t>data.json</w:t>
-      </w:r>
-      <w:proofErr w:type="spellEnd"/>
-      <w:proofErr w:type="gramEnd"/>
-      <w:r>
-        <w:t xml:space="preserve"> in such a way that multiple user data sets can exist in the same file.</w:t>
+        <w:t>Arranging subscriptions_data.json in such a way that multiple user data sets can exist in the same file.</w:t>
       </w:r>
     </w:p>
     <w:p>
@@ -6291,15 +5733,7 @@
         <w:t xml:space="preserve"> </w:t>
       </w:r>
       <w:r>
-        <w:t xml:space="preserve">Hands-on experience with Python’s file manipulation capabilities as well as its </w:t>
-      </w:r>
-      <w:proofErr w:type="spellStart"/>
-      <w:r>
-        <w:t>json</w:t>
-      </w:r>
-      <w:proofErr w:type="spellEnd"/>
-      <w:r>
-        <w:t xml:space="preserve"> library for local storage persistence.</w:t>
+        <w:t>Hands-on experience with Python’s file manipulation capabilities as well as its json library for local storage persistence.</w:t>
       </w:r>
     </w:p>
     <w:p>
@@ -6422,15 +5856,7 @@
       </w:r>
       <w:r>
         <w:tab/>
-        <w:t xml:space="preserve">Automatic unit testing of services/subscription_manager.py methods (for instance using </w:t>
-      </w:r>
-      <w:proofErr w:type="spellStart"/>
-      <w:r>
-        <w:t>pytest</w:t>
-      </w:r>
-      <w:proofErr w:type="spellEnd"/>
-      <w:r>
-        <w:t>).</w:t>
+        <w:t>Automatic unit testing of services/subscription_manager.py methods (for instance using pytest).</w:t>
       </w:r>
     </w:p>
     <w:p>
@@ -6482,15 +5908,7 @@
         <w:spacing w:after="80"/>
       </w:pPr>
       <w:r>
-        <w:t xml:space="preserve">Python Software Foundation — </w:t>
-      </w:r>
-      <w:proofErr w:type="spellStart"/>
-      <w:r>
-        <w:t>json</w:t>
-      </w:r>
-      <w:proofErr w:type="spellEnd"/>
-      <w:r>
-        <w:t xml:space="preserve"> module documentation, https://docs.python.org/3/library/json.html</w:t>
+        <w:t>Python Software Foundation — json module documentation, https://docs.python.org/3/library/json.html</w:t>
       </w:r>
     </w:p>
     <w:p>
@@ -6502,13 +5920,8 @@
         </w:numPr>
         <w:spacing w:after="80"/>
       </w:pPr>
-      <w:proofErr w:type="spellStart"/>
-      <w:r>
-        <w:t>VITyarthi</w:t>
-      </w:r>
-      <w:proofErr w:type="spellEnd"/>
-      <w:r>
-        <w:t xml:space="preserve"> — "Build Your Own Project": General Project Instructions &amp; Submission Guidelines (course-provided PDF).</w:t>
+      <w:r>
+        <w:t>VITyarthi — "Build Your Own Project": General Project Instructions &amp; Submission Guidelines (course-provided PDF).</w:t>
       </w:r>
     </w:p>
     <w:p>
@@ -6639,23 +6052,13 @@
     <w:pPr>
       <w:jc w:val="right"/>
     </w:pPr>
-    <w:proofErr w:type="spellStart"/>
     <w:r>
       <w:rPr>
         <w:color w:val="6B7280"/>
         <w:sz w:val="16"/>
         <w:szCs w:val="16"/>
       </w:rPr>
-      <w:t>SubTrack</w:t>
-    </w:r>
-    <w:proofErr w:type="spellEnd"/>
-    <w:r>
-      <w:rPr>
-        <w:color w:val="6B7280"/>
-        <w:sz w:val="16"/>
-        <w:szCs w:val="16"/>
-      </w:rPr>
-      <w:t xml:space="preserve"> – Project Report</w:t>
+      <w:t>SubTrack – Project Report</w:t>
     </w:r>
   </w:p>
 </w:hdr>

--- a/SubTrack_Project_Report (1).docx
+++ b/SubTrack_Project_Report (1).docx
@@ -11,6 +11,7 @@
       <w:pPr>
         <w:jc w:val="center"/>
       </w:pPr>
+      <w:proofErr w:type="spellStart"/>
       <w:r>
         <w:rPr>
           <w:b/>
@@ -21,6 +22,7 @@
         </w:rPr>
         <w:t>SubTrack</w:t>
       </w:r>
+      <w:proofErr w:type="spellEnd"/>
     </w:p>
     <w:p>
       <w:pPr>
@@ -150,8 +152,15 @@
             <w:tcW w:w="3600" w:type="dxa"/>
           </w:tcPr>
           <w:p>
-            <w:r>
-              <w:t>B.Tech Computer Science and Engineering (Core)</w:t>
+            <w:proofErr w:type="spellStart"/>
+            <w:proofErr w:type="gramStart"/>
+            <w:r>
+              <w:t>B.Tech</w:t>
+            </w:r>
+            <w:proofErr w:type="spellEnd"/>
+            <w:proofErr w:type="gramEnd"/>
+            <w:r>
+              <w:t xml:space="preserve"> Computer Science and Engineering (Core)</w:t>
             </w:r>
           </w:p>
         </w:tc>
@@ -2195,8 +2204,13 @@
         <w:spacing w:after="160"/>
         <w:jc w:val="both"/>
       </w:pPr>
-      <w:r>
-        <w:t>SubTrack is a Python console application that provides a solution to this problem either for an individual or a group of individuals using the same computer. With this application, a user can add, remove, and view their subscriptions and get to know the total cost incurred every month and year. The data is stored locally within a JSON file without relying on any external database server or Internet connectivity.</w:t>
+      <w:proofErr w:type="spellStart"/>
+      <w:r>
+        <w:t>SubTrack</w:t>
+      </w:r>
+      <w:proofErr w:type="spellEnd"/>
+      <w:r>
+        <w:t xml:space="preserve"> is a Python console application that provides a solution to this problem either for an individual or a group of individuals using the same computer. With this application, a user can add, remove, and view their subscriptions and get to know the total cost incurred every month and year. The data is stored locally within a JSON file without relying on any external database server or Internet connectivity.</w:t>
       </w:r>
     </w:p>
     <w:p>
@@ -2205,7 +2219,15 @@
         <w:jc w:val="both"/>
       </w:pPr>
       <w:r>
-        <w:t>This report discusses the objectives, requirements, design, implementation, and evaluation of the SubTrack project that was created as part of the "Build Your Own Project" assignment of the Python Essentials module of VIT Bhopal.</w:t>
+        <w:t xml:space="preserve">This report discusses the objectives, requirements, design, implementation, and evaluation of the </w:t>
+      </w:r>
+      <w:proofErr w:type="spellStart"/>
+      <w:r>
+        <w:t>SubTrack</w:t>
+      </w:r>
+      <w:proofErr w:type="spellEnd"/>
+      <w:r>
+        <w:t xml:space="preserve"> project that was created as part of the "Build Your Own Project" assignment of the Python Essentials module of VIT Bhopal.</w:t>
       </w:r>
     </w:p>
     <w:p>
@@ -2215,7 +2237,13 @@
       </w:pPr>
       <w:bookmarkStart w:id="2" w:name="_Toc241399981"/>
       <w:r>
-        <w:t>3. Problem Statement</w:t>
+        <w:t>3. Probl</w:t>
+      </w:r>
+      <w:r>
+        <w:t>e</w:t>
+      </w:r>
+      <w:r>
+        <w:t>m Statement</w:t>
       </w:r>
       <w:bookmarkEnd w:id="2"/>
     </w:p>
@@ -2225,7 +2253,15 @@
         <w:jc w:val="both"/>
       </w:pPr>
       <w:r>
-        <w:t>People usually subscribe to more than one recurring subscriptions, which could include things like streaming services, online storage, and other software and fail to keep track of all of those. It becomes hard to notice when a subscription needs to be renewed or when a person stops using the service anymore.</w:t>
+        <w:t xml:space="preserve">People usually subscribe to more than one recurring </w:t>
+      </w:r>
+      <w:proofErr w:type="gramStart"/>
+      <w:r>
+        <w:t>subscriptions</w:t>
+      </w:r>
+      <w:proofErr w:type="gramEnd"/>
+      <w:r>
+        <w:t>, which could include things like streaming services, online storage, and other software and fail to keep track of all of those. It becomes hard to notice when a subscription needs to be renewed or when a person stops using the service anymore.</w:t>
       </w:r>
     </w:p>
     <w:p>
@@ -2247,13 +2283,23 @@
           <w:color w:val="0D0D0D" w:themeColor="text1" w:themeTint="F2"/>
         </w:rPr>
       </w:pPr>
+      <w:proofErr w:type="spellStart"/>
       <w:r>
         <w:rPr>
           <w:b w:val="0"/>
           <w:bCs w:val="0"/>
           <w:color w:val="0D0D0D" w:themeColor="text1" w:themeTint="F2"/>
         </w:rPr>
-        <w:t>Subtrack is a command-line Python program that helps a user manage his/her subscriptions in one place by adding, viewing, and deleting them and calculating the total monthly and annual cost of them. This program stores all information locally using a JSON file; thus, there is no database needed at all.</w:t>
+        <w:t>Subtrack</w:t>
+      </w:r>
+      <w:proofErr w:type="spellEnd"/>
+      <w:r>
+        <w:rPr>
+          <w:b w:val="0"/>
+          <w:bCs w:val="0"/>
+          <w:color w:val="0D0D0D" w:themeColor="text1" w:themeTint="F2"/>
+        </w:rPr>
+        <w:t xml:space="preserve"> is a command-line Python program that helps a user manage his/her subscriptions in one place by adding, viewing, and deleting them and calculating the total monthly and annual cost of them. This program stores all information locally using a JSON file; thus, there is no database needed at all.</w:t>
       </w:r>
     </w:p>
     <w:p>
@@ -2313,7 +2359,15 @@
         <w:jc w:val="both"/>
       </w:pPr>
       <w:r>
-        <w:t>Based on the above problem statement, SubTrack was created with the below goals in mind:</w:t>
+        <w:t xml:space="preserve">Based on the above problem statement, </w:t>
+      </w:r>
+      <w:proofErr w:type="spellStart"/>
+      <w:r>
+        <w:t>SubTrack</w:t>
+      </w:r>
+      <w:proofErr w:type="spellEnd"/>
+      <w:r>
+        <w:t xml:space="preserve"> was created with the below goals in mind:</w:t>
       </w:r>
     </w:p>
     <w:p>
@@ -2322,11 +2376,7 @@
         <w:jc w:val="both"/>
       </w:pPr>
       <w:r>
-        <w:t>●</w:t>
-      </w:r>
-      <w:r>
-        <w:tab/>
-        <w:t>The creation of a Python console application, which would enable a user to perform adding, viewing, and deleting operations on subscription entries without having a database server or any other external dependencies involved.</w:t>
+        <w:t>●The creation of a Python console application, which would enable a user to perform adding, viewing, and deleting operations on subscription entries without having a database server or any other external dependencies involved.</w:t>
       </w:r>
     </w:p>
     <w:p>
@@ -2335,11 +2385,7 @@
         <w:jc w:val="both"/>
       </w:pPr>
       <w:r>
-        <w:t>●</w:t>
-      </w:r>
-      <w:r>
-        <w:tab/>
-        <w:t>The provision of financial overview to users, which will include a correct calculation of the total sum taking into account monthly and yearly billing cycles.</w:t>
+        <w:t>●The provision of financial overview to users, which will include a correct calculation of the total sum taking into account monthly and yearly billing cycles.</w:t>
       </w:r>
     </w:p>
     <w:p>
@@ -2348,11 +2394,7 @@
         <w:jc w:val="both"/>
       </w:pPr>
       <w:r>
-        <w:t>●</w:t>
-      </w:r>
-      <w:r>
-        <w:tab/>
-        <w:t>The storing of subscription information reliably using local JSON files to ensure that any add or delete operation performed successfully by a user won’t be lost upon next use.</w:t>
+        <w:t>●The storing of subscription information reliably using local JSON files to ensure that any add or delete operation performed successfully by a user won’t be lost upon next use.</w:t>
       </w:r>
     </w:p>
     <w:p>
@@ -2361,11 +2403,7 @@
         <w:jc w:val="both"/>
       </w:pPr>
       <w:r>
-        <w:t>●</w:t>
-      </w:r>
-      <w:r>
-        <w:tab/>
-        <w:t>The keeping of the code base modular and easy to maintain by splitting up the presentation layer (main.py) and business logic layer (services/subscription_manager.py).</w:t>
+        <w:t>●The keeping of the code base modular and easy to maintain by splitting up the presentation layer (main.py) and business logic layer (services/subscription_manager.py).</w:t>
       </w:r>
     </w:p>
     <w:p>
@@ -2374,11 +2412,7 @@
         <w:jc w:val="both"/>
       </w:pPr>
       <w:r>
-        <w:t>●</w:t>
-      </w:r>
-      <w:r>
-        <w:tab/>
-        <w:t>The keeping of the solution lightweight and dependency-free to enable any user to run it via simple text-based console prompts.</w:t>
+        <w:t>●The keeping of the solution lightweight and dependency-free to enable any user to run it via simple text-based console prompts.</w:t>
       </w:r>
     </w:p>
     <w:p>
@@ -2397,8 +2431,13 @@
         <w:spacing w:after="160"/>
         <w:jc w:val="both"/>
       </w:pPr>
-      <w:r>
-        <w:t>SubTrack is organized into three major functional modules, each with a clear input/output structure:</w:t>
+      <w:proofErr w:type="spellStart"/>
+      <w:r>
+        <w:t>SubTrack</w:t>
+      </w:r>
+      <w:proofErr w:type="spellEnd"/>
+      <w:r>
+        <w:t xml:space="preserve"> is organized into three major functional modules, each with a clear input/output structure:</w:t>
       </w:r>
     </w:p>
     <w:p>
@@ -2494,7 +2533,15 @@
         <w:spacing w:after="80"/>
       </w:pPr>
       <w:r>
-        <w:t>● The user needs to be identified through his/her username while initializing the app (initialize_app).</w:t>
+        <w:t>● The user needs to be identified through his/her username while initializing the app (</w:t>
+      </w:r>
+      <w:proofErr w:type="spellStart"/>
+      <w:r>
+        <w:t>initialize_app</w:t>
+      </w:r>
+      <w:proofErr w:type="spellEnd"/>
+      <w:r>
+        <w:t>).</w:t>
       </w:r>
     </w:p>
     <w:p>
@@ -2502,7 +2549,20 @@
         <w:spacing w:after="80"/>
       </w:pPr>
       <w:r>
-        <w:t>● If there is any subscription data available for the user in subscriptions_data.json then load it, otherwise create a new profile.</w:t>
+        <w:t xml:space="preserve">● If there is any subscription data available for the user in </w:t>
+      </w:r>
+      <w:proofErr w:type="spellStart"/>
+      <w:r>
+        <w:t>subscriptions_</w:t>
+      </w:r>
+      <w:proofErr w:type="gramStart"/>
+      <w:r>
+        <w:t>data.json</w:t>
+      </w:r>
+      <w:proofErr w:type="spellEnd"/>
+      <w:proofErr w:type="gramEnd"/>
+      <w:r>
+        <w:t xml:space="preserve"> then load it, otherwise create a new profile.</w:t>
       </w:r>
     </w:p>
     <w:p>
@@ -2529,7 +2589,15 @@
         <w:jc w:val="both"/>
       </w:pPr>
       <w:r>
-        <w:t>The user controls SubTrack using a numbered text menu system that consists of View, Add, Delete, Financial Summary, and Exit. When any one of the options is chosen from the menu, the functionality is performed by the business logic that either reads or writes the user's record from or into the JSON-based database.</w:t>
+        <w:t xml:space="preserve">The user controls </w:t>
+      </w:r>
+      <w:proofErr w:type="spellStart"/>
+      <w:r>
+        <w:t>SubTrack</w:t>
+      </w:r>
+      <w:proofErr w:type="spellEnd"/>
+      <w:r>
+        <w:t xml:space="preserve"> using a numbered text menu system that consists of View, Add, Delete, Financial Summary, and Exit. When any one of the options is chosen from the menu, the functionality is performed by the business logic that either reads or writes the user's record from or into the JSON-based database.</w:t>
       </w:r>
     </w:p>
     <w:p>
@@ -2614,7 +2682,29 @@
                 <w:sz w:val="20"/>
                 <w:szCs w:val="20"/>
               </w:rPr>
-              <w:t>How SubTrack Addresses It</w:t>
+              <w:t xml:space="preserve">How </w:t>
+            </w:r>
+            <w:proofErr w:type="spellStart"/>
+            <w:r>
+              <w:rPr>
+                <w:b/>
+                <w:bCs/>
+                <w:color w:val="FFFFFF"/>
+                <w:sz w:val="20"/>
+                <w:szCs w:val="20"/>
+              </w:rPr>
+              <w:t>SubTrack</w:t>
+            </w:r>
+            <w:proofErr w:type="spellEnd"/>
+            <w:r>
+              <w:rPr>
+                <w:b/>
+                <w:bCs/>
+                <w:color w:val="FFFFFF"/>
+                <w:sz w:val="20"/>
+                <w:szCs w:val="20"/>
+              </w:rPr>
+              <w:t xml:space="preserve"> Addresses It</w:t>
             </w:r>
           </w:p>
         </w:tc>
@@ -2902,7 +2992,43 @@
                 <w:sz w:val="20"/>
                 <w:szCs w:val="20"/>
               </w:rPr>
-              <w:t>The application relies solely on Python's built-in json and os modules, keeping the dependency footprint and memory usage minimal.</w:t>
+              <w:t xml:space="preserve">The application relies solely on Python's built-in </w:t>
+            </w:r>
+            <w:proofErr w:type="spellStart"/>
+            <w:r>
+              <w:rPr>
+                <w:color w:val="000000"/>
+                <w:sz w:val="20"/>
+                <w:szCs w:val="20"/>
+              </w:rPr>
+              <w:t>json</w:t>
+            </w:r>
+            <w:proofErr w:type="spellEnd"/>
+            <w:r>
+              <w:rPr>
+                <w:color w:val="000000"/>
+                <w:sz w:val="20"/>
+                <w:szCs w:val="20"/>
+              </w:rPr>
+              <w:t xml:space="preserve"> and </w:t>
+            </w:r>
+            <w:proofErr w:type="spellStart"/>
+            <w:r>
+              <w:rPr>
+                <w:color w:val="000000"/>
+                <w:sz w:val="20"/>
+                <w:szCs w:val="20"/>
+              </w:rPr>
+              <w:t>os</w:t>
+            </w:r>
+            <w:proofErr w:type="spellEnd"/>
+            <w:r>
+              <w:rPr>
+                <w:color w:val="000000"/>
+                <w:sz w:val="20"/>
+                <w:szCs w:val="20"/>
+              </w:rPr>
+              <w:t xml:space="preserve"> modules, keeping the dependency footprint and memory usage minimal.</w:t>
             </w:r>
           </w:p>
         </w:tc>
@@ -2925,7 +3051,15 @@
         <w:jc w:val="both"/>
       </w:pPr>
       <w:r>
-        <w:t>The SubTrack uses a straightforward three-layer architecture, which decouples the way the user interacts with the application from the processing and storing of the subscription data.</w:t>
+        <w:t xml:space="preserve">The </w:t>
+      </w:r>
+      <w:proofErr w:type="spellStart"/>
+      <w:r>
+        <w:t>SubTrack</w:t>
+      </w:r>
+      <w:proofErr w:type="spellEnd"/>
+      <w:r>
+        <w:t xml:space="preserve"> uses a straightforward three-layer architecture, which decouples the way the user interacts with the application from the processing and storing of the subscription data.</w:t>
       </w:r>
     </w:p>
     <w:p>
@@ -2990,7 +3124,29 @@
           <w:sz w:val="20"/>
           <w:szCs w:val="20"/>
         </w:rPr>
-        <w:t>Figure 1: Layered system architecture of SubTrack.</w:t>
+        <w:t xml:space="preserve">Figure 1: Layered system architecture of </w:t>
+      </w:r>
+      <w:proofErr w:type="spellStart"/>
+      <w:r>
+        <w:rPr>
+          <w:i/>
+          <w:iCs/>
+          <w:color w:val="6B7280"/>
+          <w:sz w:val="20"/>
+          <w:szCs w:val="20"/>
+        </w:rPr>
+        <w:t>SubTrack</w:t>
+      </w:r>
+      <w:proofErr w:type="spellEnd"/>
+      <w:r>
+        <w:rPr>
+          <w:i/>
+          <w:iCs/>
+          <w:color w:val="6B7280"/>
+          <w:sz w:val="20"/>
+          <w:szCs w:val="20"/>
+        </w:rPr>
+        <w:t>.</w:t>
       </w:r>
     </w:p>
     <w:p>
@@ -3050,7 +3206,87 @@
         <w:ind w:left="720"/>
       </w:pPr>
       <w:r>
-        <w:t>- Contains all functions like initialize_app(), add_new_subscription(), view_subscriptions(), delete_subscription() and calculate_total_expenses().</w:t>
+        <w:t xml:space="preserve">- Contains all functions like </w:t>
+      </w:r>
+      <w:proofErr w:type="spellStart"/>
+      <w:r>
+        <w:t>initialize_</w:t>
+      </w:r>
+      <w:proofErr w:type="gramStart"/>
+      <w:r>
+        <w:t>app</w:t>
+      </w:r>
+      <w:proofErr w:type="spellEnd"/>
+      <w:r>
+        <w:t>(</w:t>
+      </w:r>
+      <w:proofErr w:type="gramEnd"/>
+      <w:r>
+        <w:t xml:space="preserve">), </w:t>
+      </w:r>
+      <w:proofErr w:type="spellStart"/>
+      <w:r>
+        <w:t>add_new_</w:t>
+      </w:r>
+      <w:proofErr w:type="gramStart"/>
+      <w:r>
+        <w:t>subscription</w:t>
+      </w:r>
+      <w:proofErr w:type="spellEnd"/>
+      <w:r>
+        <w:t>(</w:t>
+      </w:r>
+      <w:proofErr w:type="gramEnd"/>
+      <w:r>
+        <w:t xml:space="preserve">), </w:t>
+      </w:r>
+      <w:proofErr w:type="spellStart"/>
+      <w:r>
+        <w:t>view_</w:t>
+      </w:r>
+      <w:proofErr w:type="gramStart"/>
+      <w:r>
+        <w:t>subscriptions</w:t>
+      </w:r>
+      <w:proofErr w:type="spellEnd"/>
+      <w:r>
+        <w:t>(</w:t>
+      </w:r>
+      <w:proofErr w:type="gramEnd"/>
+      <w:r>
+        <w:t xml:space="preserve">), </w:t>
+      </w:r>
+      <w:proofErr w:type="spellStart"/>
+      <w:r>
+        <w:t>delete_</w:t>
+      </w:r>
+      <w:proofErr w:type="gramStart"/>
+      <w:r>
+        <w:t>subscription</w:t>
+      </w:r>
+      <w:proofErr w:type="spellEnd"/>
+      <w:r>
+        <w:t>(</w:t>
+      </w:r>
+      <w:proofErr w:type="gramEnd"/>
+      <w:r>
+        <w:t xml:space="preserve">) and </w:t>
+      </w:r>
+      <w:proofErr w:type="spellStart"/>
+      <w:r>
+        <w:t>calculate_total_</w:t>
+      </w:r>
+      <w:proofErr w:type="gramStart"/>
+      <w:r>
+        <w:t>expenses</w:t>
+      </w:r>
+      <w:proofErr w:type="spellEnd"/>
+      <w:r>
+        <w:t>(</w:t>
+      </w:r>
+      <w:proofErr w:type="gramEnd"/>
+      <w:r>
+        <w:t>).</w:t>
       </w:r>
     </w:p>
     <w:p>
@@ -3060,7 +3296,20 @@
         <w:ind w:left="720"/>
       </w:pPr>
       <w:r>
-        <w:t>Data Storage Layer (subscriptions_data.json)</w:t>
+        <w:t>Data Storage Layer (</w:t>
+      </w:r>
+      <w:proofErr w:type="spellStart"/>
+      <w:r>
+        <w:t>subscriptions_</w:t>
+      </w:r>
+      <w:proofErr w:type="gramStart"/>
+      <w:r>
+        <w:t>data.json</w:t>
+      </w:r>
+      <w:proofErr w:type="spellEnd"/>
+      <w:proofErr w:type="gramEnd"/>
+      <w:r>
+        <w:t>)</w:t>
       </w:r>
     </w:p>
     <w:p>
@@ -3250,7 +3499,15 @@
         <w:jc w:val="both"/>
       </w:pPr>
       <w:r>
-        <w:t>The SubTrack system is built using just functions and not classes, hence the use of a component diagram to demonstrate the dependencies between the main.py, subscription_manager.py, and the JSON file as opposed to a class diagram.</w:t>
+        <w:t xml:space="preserve">The </w:t>
+      </w:r>
+      <w:proofErr w:type="spellStart"/>
+      <w:r>
+        <w:t>SubTrack</w:t>
+      </w:r>
+      <w:proofErr w:type="spellEnd"/>
+      <w:r>
+        <w:t xml:space="preserve"> system is built using just functions and not classes, hence the use of a component diagram to demonstrate the dependencies between the main.py, subscription_manager.py, and the JSON file as opposed to a class diagram.</w:t>
       </w:r>
     </w:p>
     <w:p>
@@ -3416,7 +3673,15 @@
         <w:t xml:space="preserve">ER Diagram: </w:t>
       </w:r>
       <w:r>
-        <w:t>Not applicable. SubTrack uses JSON files to store information instead of relational databases, so no additional tables and foreign keys are required to represent the database structure using an ERD. The “database schema” is the nesting of information in a single JSON file</w:t>
+        <w:t xml:space="preserve">Not applicable. </w:t>
+      </w:r>
+      <w:proofErr w:type="spellStart"/>
+      <w:r>
+        <w:t>SubTrack</w:t>
+      </w:r>
+      <w:proofErr w:type="spellEnd"/>
+      <w:r>
+        <w:t xml:space="preserve"> uses JSON files to store information instead of relational databases, so no additional tables and foreign keys are required to represent the database structure using an ERD. The “database schema” is the nesting of information in a single JSON file</w:t>
       </w:r>
       <w:r>
         <w:rPr>
@@ -3504,7 +3769,41 @@
           <w:sz w:val="20"/>
           <w:szCs w:val="20"/>
         </w:rPr>
-        <w:t>Figure 6: Structure of subscriptions_data.json.</w:t>
+        <w:t xml:space="preserve">Figure 6: Structure of </w:t>
+      </w:r>
+      <w:proofErr w:type="spellStart"/>
+      <w:r>
+        <w:rPr>
+          <w:i/>
+          <w:iCs/>
+          <w:color w:val="6B7280"/>
+          <w:sz w:val="20"/>
+          <w:szCs w:val="20"/>
+        </w:rPr>
+        <w:t>subscriptions_</w:t>
+      </w:r>
+      <w:proofErr w:type="gramStart"/>
+      <w:r>
+        <w:rPr>
+          <w:i/>
+          <w:iCs/>
+          <w:color w:val="6B7280"/>
+          <w:sz w:val="20"/>
+          <w:szCs w:val="20"/>
+        </w:rPr>
+        <w:t>data.json</w:t>
+      </w:r>
+      <w:proofErr w:type="spellEnd"/>
+      <w:proofErr w:type="gramEnd"/>
+      <w:r>
+        <w:rPr>
+          <w:i/>
+          <w:iCs/>
+          <w:color w:val="6B7280"/>
+          <w:sz w:val="20"/>
+          <w:szCs w:val="20"/>
+        </w:rPr>
+        <w:t>.</w:t>
       </w:r>
     </w:p>
     <w:tbl>
@@ -4049,6 +4348,7 @@
             <w:vAlign w:val="center"/>
           </w:tcPr>
           <w:p>
+            <w:proofErr w:type="spellStart"/>
             <w:r>
               <w:rPr>
                 <w:color w:val="000000"/>
@@ -4057,6 +4357,7 @@
               </w:rPr>
               <w:t>renewal_date</w:t>
             </w:r>
+            <w:proofErr w:type="spellEnd"/>
           </w:p>
         </w:tc>
         <w:tc>
@@ -4139,7 +4440,15 @@
         <w:spacing w:after="80"/>
       </w:pPr>
       <w:r>
-        <w:t>● Migration of business logic to services/subscription_manager.py: having the I/O and the menu-related code in main.py and the business logic in another file allows better modularity, testing, and extendability of the code (such as if we want to implement searching functionality at a later stage).</w:t>
+        <w:t xml:space="preserve">● Migration of business logic to services/subscription_manager.py: having the I/O and the menu-related code in main.py and the business logic in another file allows better modularity, testing, and </w:t>
+      </w:r>
+      <w:proofErr w:type="spellStart"/>
+      <w:r>
+        <w:t>extendability</w:t>
+      </w:r>
+      <w:proofErr w:type="spellEnd"/>
+      <w:r>
+        <w:t xml:space="preserve"> of the code (such as if we want to implement searching functionality at a later stage).</w:t>
       </w:r>
     </w:p>
     <w:p>
@@ -4155,7 +4464,15 @@
         <w:spacing w:after="80"/>
       </w:pPr>
       <w:r>
-        <w:t>● Defensive parsing of input parameters: cost is parsed inside a try/except ValueError structure in main.py in order to gracefully handle invalid non-numeric entries and prompt the menu again.</w:t>
+        <w:t xml:space="preserve">● Defensive parsing of input parameters: cost is parsed inside a try/except </w:t>
+      </w:r>
+      <w:proofErr w:type="spellStart"/>
+      <w:r>
+        <w:t>ValueError</w:t>
+      </w:r>
+      <w:proofErr w:type="spellEnd"/>
+      <w:r>
+        <w:t xml:space="preserve"> structure in main.py in order to gracefully handle invalid non-numeric entries and prompt the menu again.</w:t>
       </w:r>
     </w:p>
     <w:p>
@@ -4175,7 +4492,15 @@
         <w:jc w:val="both"/>
       </w:pPr>
       <w:r>
-        <w:t>The starting point, main.py, asks the user for his name and passes his name to initialize_app(name). It then proceeds into an infinite loop that displays a menu of options and calls the appropriate function in the services/subscription_manager.py file based on the user’s choice.</w:t>
+        <w:t xml:space="preserve">The starting point, main.py, asks the user for his name and passes his name to </w:t>
+      </w:r>
+      <w:proofErr w:type="spellStart"/>
+      <w:r>
+        <w:t>initialize_app</w:t>
+      </w:r>
+      <w:proofErr w:type="spellEnd"/>
+      <w:r>
+        <w:t>(name). It then proceeds into an infinite loop that displays a menu of options and calls the appropriate function in the services/subscription_manager.py file based on the user’s choice.</w:t>
       </w:r>
     </w:p>
     <w:tbl>
@@ -4296,13 +4621,23 @@
             <w:vAlign w:val="center"/>
           </w:tcPr>
           <w:p>
-            <w:r>
-              <w:rPr>
-                <w:color w:val="000000"/>
-                <w:sz w:val="20"/>
-                <w:szCs w:val="20"/>
-              </w:rPr>
-              <w:t>initialize_app(username)</w:t>
+            <w:proofErr w:type="spellStart"/>
+            <w:r>
+              <w:rPr>
+                <w:color w:val="000000"/>
+                <w:sz w:val="20"/>
+                <w:szCs w:val="20"/>
+              </w:rPr>
+              <w:t>initialize_app</w:t>
+            </w:r>
+            <w:proofErr w:type="spellEnd"/>
+            <w:r>
+              <w:rPr>
+                <w:color w:val="000000"/>
+                <w:sz w:val="20"/>
+                <w:szCs w:val="20"/>
+              </w:rPr>
+              <w:t>(username)</w:t>
             </w:r>
           </w:p>
         </w:tc>
@@ -4319,13 +4654,23 @@
             <w:vAlign w:val="center"/>
           </w:tcPr>
           <w:p>
-            <w:r>
-              <w:rPr>
-                <w:color w:val="000000"/>
-                <w:sz w:val="20"/>
-                <w:szCs w:val="20"/>
-              </w:rPr>
-              <w:t>main() at start-up</w:t>
+            <w:proofErr w:type="gramStart"/>
+            <w:r>
+              <w:rPr>
+                <w:color w:val="000000"/>
+                <w:sz w:val="20"/>
+                <w:szCs w:val="20"/>
+              </w:rPr>
+              <w:t>main(</w:t>
+            </w:r>
+            <w:proofErr w:type="gramEnd"/>
+            <w:r>
+              <w:rPr>
+                <w:color w:val="000000"/>
+                <w:sz w:val="20"/>
+                <w:szCs w:val="20"/>
+              </w:rPr>
+              <w:t>) at start-up</w:t>
             </w:r>
           </w:p>
         </w:tc>
@@ -4367,13 +4712,23 @@
             <w:vAlign w:val="center"/>
           </w:tcPr>
           <w:p>
-            <w:r>
-              <w:rPr>
-                <w:color w:val="000000"/>
-                <w:sz w:val="20"/>
-                <w:szCs w:val="20"/>
-              </w:rPr>
-              <w:t>view_subscriptions(user)</w:t>
+            <w:proofErr w:type="spellStart"/>
+            <w:r>
+              <w:rPr>
+                <w:color w:val="000000"/>
+                <w:sz w:val="20"/>
+                <w:szCs w:val="20"/>
+              </w:rPr>
+              <w:t>view_subscriptions</w:t>
+            </w:r>
+            <w:proofErr w:type="spellEnd"/>
+            <w:r>
+              <w:rPr>
+                <w:color w:val="000000"/>
+                <w:sz w:val="20"/>
+                <w:szCs w:val="20"/>
+              </w:rPr>
+              <w:t>(user)</w:t>
             </w:r>
           </w:p>
         </w:tc>
@@ -4438,13 +4793,59 @@
             <w:vAlign w:val="center"/>
           </w:tcPr>
           <w:p>
-            <w:r>
-              <w:rPr>
-                <w:color w:val="000000"/>
-                <w:sz w:val="20"/>
-                <w:szCs w:val="20"/>
-              </w:rPr>
-              <w:t>add_new_subscription(user, name, cost, cycle, category, renewal_date)</w:t>
+            <w:proofErr w:type="spellStart"/>
+            <w:r>
+              <w:rPr>
+                <w:color w:val="000000"/>
+                <w:sz w:val="20"/>
+                <w:szCs w:val="20"/>
+              </w:rPr>
+              <w:t>add_new_</w:t>
+            </w:r>
+            <w:proofErr w:type="gramStart"/>
+            <w:r>
+              <w:rPr>
+                <w:color w:val="000000"/>
+                <w:sz w:val="20"/>
+                <w:szCs w:val="20"/>
+              </w:rPr>
+              <w:t>subscription</w:t>
+            </w:r>
+            <w:proofErr w:type="spellEnd"/>
+            <w:r>
+              <w:rPr>
+                <w:color w:val="000000"/>
+                <w:sz w:val="20"/>
+                <w:szCs w:val="20"/>
+              </w:rPr>
+              <w:t>(</w:t>
+            </w:r>
+            <w:proofErr w:type="gramEnd"/>
+            <w:r>
+              <w:rPr>
+                <w:color w:val="000000"/>
+                <w:sz w:val="20"/>
+                <w:szCs w:val="20"/>
+              </w:rPr>
+              <w:t xml:space="preserve">user, name, cost, cycle, category, </w:t>
+            </w:r>
+            <w:proofErr w:type="spellStart"/>
+            <w:r>
+              <w:rPr>
+                <w:color w:val="000000"/>
+                <w:sz w:val="20"/>
+                <w:szCs w:val="20"/>
+              </w:rPr>
+              <w:t>renewal_date</w:t>
+            </w:r>
+            <w:proofErr w:type="spellEnd"/>
+            <w:r>
+              <w:rPr>
+                <w:color w:val="000000"/>
+                <w:sz w:val="20"/>
+                <w:szCs w:val="20"/>
+              </w:rPr>
+              <w:t>)</w:t>
             </w:r>
           </w:p>
         </w:tc>
@@ -4509,13 +4910,41 @@
             <w:vAlign w:val="center"/>
           </w:tcPr>
           <w:p>
-            <w:r>
-              <w:rPr>
-                <w:color w:val="000000"/>
-                <w:sz w:val="20"/>
-                <w:szCs w:val="20"/>
-              </w:rPr>
-              <w:t>delete_subscription(user, name)</w:t>
+            <w:proofErr w:type="spellStart"/>
+            <w:r>
+              <w:rPr>
+                <w:color w:val="000000"/>
+                <w:sz w:val="20"/>
+                <w:szCs w:val="20"/>
+              </w:rPr>
+              <w:t>delete_</w:t>
+            </w:r>
+            <w:proofErr w:type="gramStart"/>
+            <w:r>
+              <w:rPr>
+                <w:color w:val="000000"/>
+                <w:sz w:val="20"/>
+                <w:szCs w:val="20"/>
+              </w:rPr>
+              <w:t>subscription</w:t>
+            </w:r>
+            <w:proofErr w:type="spellEnd"/>
+            <w:r>
+              <w:rPr>
+                <w:color w:val="000000"/>
+                <w:sz w:val="20"/>
+                <w:szCs w:val="20"/>
+              </w:rPr>
+              <w:t>(</w:t>
+            </w:r>
+            <w:proofErr w:type="gramEnd"/>
+            <w:r>
+              <w:rPr>
+                <w:color w:val="000000"/>
+                <w:sz w:val="20"/>
+                <w:szCs w:val="20"/>
+              </w:rPr>
+              <w:t>user, name)</w:t>
             </w:r>
           </w:p>
         </w:tc>
@@ -4580,13 +5009,23 @@
             <w:vAlign w:val="center"/>
           </w:tcPr>
           <w:p>
-            <w:r>
-              <w:rPr>
-                <w:color w:val="000000"/>
-                <w:sz w:val="20"/>
-                <w:szCs w:val="20"/>
-              </w:rPr>
-              <w:t>calculate_total_expenses(user)</w:t>
+            <w:proofErr w:type="spellStart"/>
+            <w:r>
+              <w:rPr>
+                <w:color w:val="000000"/>
+                <w:sz w:val="20"/>
+                <w:szCs w:val="20"/>
+              </w:rPr>
+              <w:t>calculate_total_expenses</w:t>
+            </w:r>
+            <w:proofErr w:type="spellEnd"/>
+            <w:r>
+              <w:rPr>
+                <w:color w:val="000000"/>
+                <w:sz w:val="20"/>
+                <w:szCs w:val="20"/>
+              </w:rPr>
+              <w:t>(user)</w:t>
             </w:r>
           </w:p>
         </w:tc>
@@ -4647,7 +5086,31 @@
         <w:br w:type="textWrapping" w:clear="all"/>
       </w:r>
       <w:r>
-        <w:t>main.py itself includes rudimentary input validation, whereby the cost value that is provided during the addition of a new subscription is read using float(), wrapped in a try/except block catching ValueError, which will ensure that an invalid input (e.g., “abc”) will be recognized and an appropriate message displayed without stopping the loop.</w:t>
+        <w:t xml:space="preserve">main.py itself includes rudimentary input validation, whereby the cost value that is provided during the addition of a new subscription is read using </w:t>
+      </w:r>
+      <w:proofErr w:type="gramStart"/>
+      <w:r>
+        <w:t>float(</w:t>
+      </w:r>
+      <w:proofErr w:type="gramEnd"/>
+      <w:r>
+        <w:t xml:space="preserve">), wrapped in a try/except block catching </w:t>
+      </w:r>
+      <w:proofErr w:type="spellStart"/>
+      <w:r>
+        <w:t>ValueError</w:t>
+      </w:r>
+      <w:proofErr w:type="spellEnd"/>
+      <w:r>
+        <w:t>, which will ensure that an invalid input (e.g., “</w:t>
+      </w:r>
+      <w:proofErr w:type="spellStart"/>
+      <w:r>
+        <w:t>abc</w:t>
+      </w:r>
+      <w:proofErr w:type="spellEnd"/>
+      <w:r>
+        <w:t>”) will be recognized and an appropriate message displayed without stopping the loop.</w:t>
       </w:r>
     </w:p>
     <w:p>
@@ -4656,7 +5119,36 @@
         <w:jc w:val="both"/>
       </w:pPr>
       <w:r>
-        <w:t>Technologies used: Python 3.x; built-in json and os libraries for reading and writing subscriptions_data.json; Git and GitHub for version control. The project does not require any external libraries to be installed.</w:t>
+        <w:t xml:space="preserve">Technologies used: Python 3.x; built-in </w:t>
+      </w:r>
+      <w:proofErr w:type="spellStart"/>
+      <w:r>
+        <w:t>json</w:t>
+      </w:r>
+      <w:proofErr w:type="spellEnd"/>
+      <w:r>
+        <w:t xml:space="preserve"> and </w:t>
+      </w:r>
+      <w:proofErr w:type="spellStart"/>
+      <w:r>
+        <w:t>os</w:t>
+      </w:r>
+      <w:proofErr w:type="spellEnd"/>
+      <w:r>
+        <w:t xml:space="preserve"> libraries for reading and writing </w:t>
+      </w:r>
+      <w:proofErr w:type="spellStart"/>
+      <w:r>
+        <w:t>subscriptions_</w:t>
+      </w:r>
+      <w:proofErr w:type="gramStart"/>
+      <w:r>
+        <w:t>data.json</w:t>
+      </w:r>
+      <w:proofErr w:type="spellEnd"/>
+      <w:proofErr w:type="gramEnd"/>
+      <w:r>
+        <w:t>; Git and GitHub for version control. The project does not require any external libraries to be installed.</w:t>
       </w:r>
     </w:p>
     <w:p>
@@ -4676,7 +5168,20 @@
         <w:jc w:val="both"/>
       </w:pPr>
       <w:r>
-        <w:t xml:space="preserve">The sample CLI transcripts below illustrate the expected interaction, based on the sample data shipped in subscriptions_data.json. </w:t>
+        <w:t xml:space="preserve">The sample CLI transcripts below illustrate the expected interaction, based on the sample data shipped in </w:t>
+      </w:r>
+      <w:proofErr w:type="spellStart"/>
+      <w:r>
+        <w:t>subscriptions_</w:t>
+      </w:r>
+      <w:proofErr w:type="gramStart"/>
+      <w:r>
+        <w:t>data.json</w:t>
+      </w:r>
+      <w:proofErr w:type="spellEnd"/>
+      <w:proofErr w:type="gramEnd"/>
+      <w:r>
+        <w:t xml:space="preserve">. </w:t>
       </w:r>
     </w:p>
     <w:p>
@@ -4807,7 +5312,15 @@
       </w:pPr>
       <w:bookmarkStart w:id="24" w:name="_Toc241400003"/>
       <w:r>
-        <w:t>11.3 Deleting an subscription</w:t>
+        <w:t xml:space="preserve">11.3 Deleting </w:t>
+      </w:r>
+      <w:proofErr w:type="gramStart"/>
+      <w:r>
+        <w:t>an</w:t>
+      </w:r>
+      <w:proofErr w:type="gramEnd"/>
+      <w:r>
+        <w:t xml:space="preserve"> subscription</w:t>
       </w:r>
     </w:p>
     <w:p>
@@ -4885,10 +5398,10 @@
           <w:noProof/>
         </w:rPr>
         <w:drawing>
-          <wp:inline distT="0" distB="0" distL="0" distR="0" wp14:anchorId="20F054FB" wp14:editId="2DFAEACA">
-            <wp:extent cx="6112510" cy="3867785"/>
-            <wp:effectExtent l="0" t="0" r="2540" b="0"/>
-            <wp:docPr id="1780656241" name="Picture 1"/>
+          <wp:inline distT="0" distB="0" distL="0" distR="0" wp14:anchorId="2E8F7ED1" wp14:editId="142CD0D2">
+            <wp:extent cx="4679950" cy="3365500"/>
+            <wp:effectExtent l="0" t="0" r="6350" b="6350"/>
+            <wp:docPr id="1070540234" name="Picture 2"/>
             <wp:cNvGraphicFramePr>
               <a:graphicFrameLocks xmlns:a="http://schemas.openxmlformats.org/drawingml/2006/main" noChangeAspect="1"/>
             </wp:cNvGraphicFramePr>
@@ -4896,11 +5409,11 @@
               <a:graphicData uri="http://schemas.openxmlformats.org/drawingml/2006/picture">
                 <pic:pic xmlns:pic="http://schemas.openxmlformats.org/drawingml/2006/picture">
                   <pic:nvPicPr>
-                    <pic:cNvPr id="1780656241" name="Picture 1780656241"/>
+                    <pic:cNvPr id="1070540234" name="Picture 1070540234"/>
                     <pic:cNvPicPr/>
                   </pic:nvPicPr>
                   <pic:blipFill>
-                    <a:blip r:embed="rId16" cstate="print">
+                    <a:blip r:embed="rId16">
                       <a:extLst>
                         <a:ext uri="{28A0092B-C50C-407E-A947-70E740481C1C}">
                           <a14:useLocalDpi xmlns:a14="http://schemas.microsoft.com/office/drawing/2010/main" val="0"/>
@@ -4914,7 +5427,7 @@
                   <pic:spPr>
                     <a:xfrm>
                       <a:off x="0" y="0"/>
-                      <a:ext cx="6112510" cy="3867785"/>
+                      <a:ext cx="4679950" cy="3365500"/>
                     </a:xfrm>
                     <a:prstGeom prst="rect">
                       <a:avLst/>
@@ -5235,7 +5748,25 @@
                 <w:sz w:val="20"/>
                 <w:szCs w:val="20"/>
               </w:rPr>
-              <w:t>Choose option 2; enter "abc" for cost</w:t>
+              <w:t>Choose option 2; enter "</w:t>
+            </w:r>
+            <w:proofErr w:type="spellStart"/>
+            <w:r>
+              <w:rPr>
+                <w:color w:val="000000"/>
+                <w:sz w:val="20"/>
+                <w:szCs w:val="20"/>
+              </w:rPr>
+              <w:t>abc</w:t>
+            </w:r>
+            <w:proofErr w:type="spellEnd"/>
+            <w:r>
+              <w:rPr>
+                <w:color w:val="000000"/>
+                <w:sz w:val="20"/>
+                <w:szCs w:val="20"/>
+              </w:rPr>
+              <w:t>" for cost</w:t>
             </w:r>
           </w:p>
         </w:tc>
@@ -5693,7 +6224,20 @@
         <w:t xml:space="preserve"> </w:t>
       </w:r>
       <w:r>
-        <w:t>Arranging subscriptions_data.json in such a way that multiple user data sets can exist in the same file.</w:t>
+        <w:t xml:space="preserve">Arranging </w:t>
+      </w:r>
+      <w:proofErr w:type="spellStart"/>
+      <w:r>
+        <w:t>subscriptions_</w:t>
+      </w:r>
+      <w:proofErr w:type="gramStart"/>
+      <w:r>
+        <w:t>data.json</w:t>
+      </w:r>
+      <w:proofErr w:type="spellEnd"/>
+      <w:proofErr w:type="gramEnd"/>
+      <w:r>
+        <w:t xml:space="preserve"> in such a way that multiple user data sets can exist in the same file.</w:t>
       </w:r>
     </w:p>
     <w:p>
@@ -5733,7 +6277,15 @@
         <w:t xml:space="preserve"> </w:t>
       </w:r>
       <w:r>
-        <w:t>Hands-on experience with Python’s file manipulation capabilities as well as its json library for local storage persistence.</w:t>
+        <w:t xml:space="preserve">Hands-on experience with Python’s file manipulation capabilities as well as its </w:t>
+      </w:r>
+      <w:proofErr w:type="spellStart"/>
+      <w:r>
+        <w:t>json</w:t>
+      </w:r>
+      <w:proofErr w:type="spellEnd"/>
+      <w:r>
+        <w:t xml:space="preserve"> library for local storage persistence.</w:t>
       </w:r>
     </w:p>
     <w:p>
@@ -5856,7 +6408,15 @@
       </w:r>
       <w:r>
         <w:tab/>
-        <w:t>Automatic unit testing of services/subscription_manager.py methods (for instance using pytest).</w:t>
+        <w:t xml:space="preserve">Automatic unit testing of services/subscription_manager.py methods (for instance using </w:t>
+      </w:r>
+      <w:proofErr w:type="spellStart"/>
+      <w:r>
+        <w:t>pytest</w:t>
+      </w:r>
+      <w:proofErr w:type="spellEnd"/>
+      <w:r>
+        <w:t>).</w:t>
       </w:r>
     </w:p>
     <w:p>
@@ -5908,7 +6468,15 @@
         <w:spacing w:after="80"/>
       </w:pPr>
       <w:r>
-        <w:t>Python Software Foundation — json module documentation, https://docs.python.org/3/library/json.html</w:t>
+        <w:t xml:space="preserve">Python Software Foundation — </w:t>
+      </w:r>
+      <w:proofErr w:type="spellStart"/>
+      <w:r>
+        <w:t>json</w:t>
+      </w:r>
+      <w:proofErr w:type="spellEnd"/>
+      <w:r>
+        <w:t xml:space="preserve"> module documentation, https://docs.python.org/3/library/json.html</w:t>
       </w:r>
     </w:p>
     <w:p>
@@ -5920,8 +6488,13 @@
         </w:numPr>
         <w:spacing w:after="80"/>
       </w:pPr>
-      <w:r>
-        <w:t>VITyarthi — "Build Your Own Project": General Project Instructions &amp; Submission Guidelines (course-provided PDF).</w:t>
+      <w:proofErr w:type="spellStart"/>
+      <w:r>
+        <w:t>VITyarthi</w:t>
+      </w:r>
+      <w:proofErr w:type="spellEnd"/>
+      <w:r>
+        <w:t xml:space="preserve"> — "Build Your Own Project": General Project Instructions &amp; Submission Guidelines (course-provided PDF).</w:t>
       </w:r>
     </w:p>
     <w:p>
@@ -6052,13 +6625,23 @@
     <w:pPr>
       <w:jc w:val="right"/>
     </w:pPr>
+    <w:proofErr w:type="spellStart"/>
     <w:r>
       <w:rPr>
         <w:color w:val="6B7280"/>
         <w:sz w:val="16"/>
         <w:szCs w:val="16"/>
       </w:rPr>
-      <w:t>SubTrack – Project Report</w:t>
+      <w:t>SubTrack</w:t>
+    </w:r>
+    <w:proofErr w:type="spellEnd"/>
+    <w:r>
+      <w:rPr>
+        <w:color w:val="6B7280"/>
+        <w:sz w:val="16"/>
+        <w:szCs w:val="16"/>
+      </w:rPr>
+      <w:t xml:space="preserve"> – Project Report</w:t>
     </w:r>
   </w:p>
 </w:hdr>
